--- a/FINALIZADO 26-06 DOCUMENTAÇÃO/DOCUMENTAÇÃO GESTOON.docx
+++ b/FINALIZADO 26-06 DOCUMENTAÇÃO/DOCUMENTAÇÃO GESTOON.docx
@@ -5019,7 +5019,7 @@
               <w:tab w:val="right" w:leader="dot" w:pos="9061"/>
             </w:tabs>
             <w:rPr>
-              <w:rFonts w:eastAsiaTheme="minorEastAsia" w:cs="Arial"/>
+              <w:rFonts w:asciiTheme="minorHAnsi" w:eastAsiaTheme="minorEastAsia" w:hAnsiTheme="minorHAnsi"/>
               <w:noProof/>
               <w:kern w:val="2"/>
               <w:szCs w:val="24"/>
@@ -5048,27 +5048,36 @@
             </w:rPr>
             <w:fldChar w:fldCharType="separate"/>
           </w:r>
-          <w:hyperlink w:anchor="_Toc193385930" w:history="1">
+          <w:hyperlink w:anchor="_Toc233404463" w:history="1">
+            <w:r>
+              <w:rPr>
+                <w:rStyle w:val="Hyperlink"/>
+                <w:rFonts w:cs="Arial"/>
+                <w:b/>
+                <w:bCs/>
+                <w:noProof/>
+              </w:rPr>
+              <w:t>1.</w:t>
+            </w:r>
+            <w:r>
+              <w:rPr>
+                <w:rFonts w:asciiTheme="minorHAnsi" w:eastAsiaTheme="minorEastAsia" w:hAnsiTheme="minorHAnsi"/>
+                <w:noProof/>
+                <w:kern w:val="2"/>
+                <w:szCs w:val="24"/>
+                <w:lang w:eastAsia="pt-BR"/>
+                <w14:ligatures w14:val="standardContextual"/>
+              </w:rPr>
+              <w:tab/>
+            </w:r>
             <w:r>
               <w:rPr>
                 <w:rStyle w:val="Hyperlink"/>
                 <w:rFonts w:cs="Arial"/>
                 <w:b/>
                 <w:noProof/>
-                <w:szCs w:val="24"/>
-              </w:rPr>
-              <w:t>1.</w:t>
-            </w:r>
-            <w:r>
-              <w:rPr>
-                <w:rFonts w:eastAsiaTheme="minorEastAsia" w:cs="Arial"/>
-                <w:noProof/>
-                <w:kern w:val="2"/>
-                <w:szCs w:val="24"/>
-                <w:lang w:eastAsia="pt-BR"/>
-                <w14:ligatures w14:val="standardContextual"/>
-              </w:rPr>
-              <w:tab/>
+              </w:rPr>
+              <w:t>INTRO</w:t>
             </w:r>
             <w:r>
               <w:rPr>
@@ -5076,69 +5085,63 @@
                 <w:rFonts w:cs="Arial"/>
                 <w:b/>
                 <w:noProof/>
-                <w:szCs w:val="24"/>
-              </w:rPr>
-              <w:t>INTRODUÇÃO</w:t>
-            </w:r>
-            <w:r>
-              <w:rPr>
-                <w:rFonts w:cs="Arial"/>
+              </w:rPr>
+              <w:t>D</w:t>
+            </w:r>
+            <w:r>
+              <w:rPr>
+                <w:rStyle w:val="Hyperlink"/>
+                <w:rFonts w:cs="Arial"/>
+                <w:b/>
+                <w:noProof/>
+              </w:rPr>
+              <w:t>UÇÃO</w:t>
+            </w:r>
+            <w:r>
+              <w:rPr>
                 <w:noProof/>
                 <w:webHidden/>
-                <w:szCs w:val="24"/>
               </w:rPr>
               <w:tab/>
             </w:r>
             <w:r>
               <w:rPr>
-                <w:rFonts w:cs="Arial"/>
                 <w:noProof/>
                 <w:webHidden/>
-                <w:szCs w:val="24"/>
               </w:rPr>
               <w:fldChar w:fldCharType="begin"/>
             </w:r>
             <w:r>
               <w:rPr>
-                <w:rFonts w:cs="Arial"/>
                 <w:noProof/>
                 <w:webHidden/>
-                <w:szCs w:val="24"/>
-              </w:rPr>
-              <w:instrText xml:space="preserve"> PAGEREF _Toc193385930 \h </w:instrText>
-            </w:r>
-            <w:r>
-              <w:rPr>
-                <w:rFonts w:cs="Arial"/>
+              </w:rPr>
+              <w:instrText xml:space="preserve"> PAGEREF _Toc233404463 \h </w:instrText>
+            </w:r>
+            <w:r>
+              <w:rPr>
                 <w:noProof/>
                 <w:webHidden/>
-                <w:szCs w:val="24"/>
-              </w:rPr>
-            </w:r>
-            <w:r>
-              <w:rPr>
-                <w:rFonts w:cs="Arial"/>
+              </w:rPr>
+            </w:r>
+            <w:r>
+              <w:rPr>
                 <w:noProof/>
                 <w:webHidden/>
-                <w:szCs w:val="24"/>
               </w:rPr>
               <w:fldChar w:fldCharType="separate"/>
             </w:r>
             <w:r>
               <w:rPr>
-                <w:rFonts w:cs="Arial"/>
                 <w:noProof/>
                 <w:webHidden/>
-                <w:szCs w:val="24"/>
-              </w:rPr>
-              <w:t>13</w:t>
-            </w:r>
-            <w:r>
-              <w:rPr>
-                <w:rFonts w:cs="Arial"/>
+              </w:rPr>
+              <w:t>12</w:t>
+            </w:r>
+            <w:r>
+              <w:rPr>
                 <w:noProof/>
                 <w:webHidden/>
-                <w:szCs w:val="24"/>
               </w:rPr>
               <w:fldChar w:fldCharType="end"/>
             </w:r>
@@ -5152,7 +5155,7 @@
               <w:tab w:val="right" w:leader="dot" w:pos="9061"/>
             </w:tabs>
             <w:rPr>
-              <w:rFonts w:eastAsiaTheme="minorEastAsia" w:cs="Arial"/>
+              <w:rFonts w:asciiTheme="minorHAnsi" w:eastAsiaTheme="minorEastAsia" w:hAnsiTheme="minorHAnsi"/>
               <w:noProof/>
               <w:kern w:val="2"/>
               <w:szCs w:val="24"/>
@@ -5160,97 +5163,82 @@
               <w14:ligatures w14:val="standardContextual"/>
             </w:rPr>
           </w:pPr>
-          <w:hyperlink w:anchor="_Toc193385931" w:history="1">
+          <w:hyperlink w:anchor="_Toc233404464" w:history="1">
+            <w:r>
+              <w:rPr>
+                <w:rStyle w:val="Hyperlink"/>
+                <w:rFonts w:cs="Arial"/>
+                <w:b/>
+                <w:bCs/>
+                <w:noProof/>
+              </w:rPr>
+              <w:t>2.</w:t>
+            </w:r>
+            <w:r>
+              <w:rPr>
+                <w:rFonts w:asciiTheme="minorHAnsi" w:eastAsiaTheme="minorEastAsia" w:hAnsiTheme="minorHAnsi"/>
+                <w:noProof/>
+                <w:kern w:val="2"/>
+                <w:szCs w:val="24"/>
+                <w:lang w:eastAsia="pt-BR"/>
+                <w14:ligatures w14:val="standardContextual"/>
+              </w:rPr>
+              <w:tab/>
+            </w:r>
             <w:r>
               <w:rPr>
                 <w:rStyle w:val="Hyperlink"/>
                 <w:rFonts w:cs="Arial"/>
                 <w:b/>
                 <w:noProof/>
-                <w:szCs w:val="24"/>
-              </w:rPr>
-              <w:t>2.</w:t>
-            </w:r>
-            <w:r>
-              <w:rPr>
-                <w:rFonts w:eastAsiaTheme="minorEastAsia" w:cs="Arial"/>
-                <w:noProof/>
-                <w:kern w:val="2"/>
-                <w:szCs w:val="24"/>
-                <w:lang w:eastAsia="pt-BR"/>
-                <w14:ligatures w14:val="standardContextual"/>
-              </w:rPr>
-              <w:tab/>
-            </w:r>
-            <w:r>
-              <w:rPr>
-                <w:rStyle w:val="Hyperlink"/>
-                <w:rFonts w:cs="Arial"/>
-                <w:b/>
-                <w:noProof/>
-                <w:szCs w:val="24"/>
               </w:rPr>
               <w:t>REFERENCIAL TEÓRICO</w:t>
             </w:r>
             <w:r>
               <w:rPr>
-                <w:rFonts w:cs="Arial"/>
                 <w:noProof/>
                 <w:webHidden/>
-                <w:szCs w:val="24"/>
               </w:rPr>
               <w:tab/>
             </w:r>
             <w:r>
               <w:rPr>
-                <w:rFonts w:cs="Arial"/>
                 <w:noProof/>
                 <w:webHidden/>
-                <w:szCs w:val="24"/>
               </w:rPr>
               <w:fldChar w:fldCharType="begin"/>
             </w:r>
             <w:r>
               <w:rPr>
-                <w:rFonts w:cs="Arial"/>
                 <w:noProof/>
                 <w:webHidden/>
-                <w:szCs w:val="24"/>
-              </w:rPr>
-              <w:instrText xml:space="preserve"> PAGEREF _Toc193385931 \h </w:instrText>
-            </w:r>
-            <w:r>
-              <w:rPr>
-                <w:rFonts w:cs="Arial"/>
+              </w:rPr>
+              <w:instrText xml:space="preserve"> PAGEREF _Toc233404464 \h </w:instrText>
+            </w:r>
+            <w:r>
+              <w:rPr>
                 <w:noProof/>
                 <w:webHidden/>
-                <w:szCs w:val="24"/>
-              </w:rPr>
-            </w:r>
-            <w:r>
-              <w:rPr>
-                <w:rFonts w:cs="Arial"/>
+              </w:rPr>
+            </w:r>
+            <w:r>
+              <w:rPr>
                 <w:noProof/>
                 <w:webHidden/>
-                <w:szCs w:val="24"/>
               </w:rPr>
               <w:fldChar w:fldCharType="separate"/>
             </w:r>
             <w:r>
               <w:rPr>
-                <w:rFonts w:cs="Arial"/>
                 <w:noProof/>
                 <w:webHidden/>
-                <w:szCs w:val="24"/>
               </w:rPr>
               <w:t>14</w:t>
             </w:r>
             <w:r>
               <w:rPr>
-                <w:rFonts w:cs="Arial"/>
                 <w:noProof/>
                 <w:webHidden/>
-                <w:szCs w:val="24"/>
               </w:rPr>
               <w:fldChar w:fldCharType="end"/>
             </w:r>
@@ -5264,7 +5252,7 @@
               <w:tab w:val="right" w:leader="dot" w:pos="9061"/>
             </w:tabs>
             <w:rPr>
-              <w:rFonts w:eastAsiaTheme="minorEastAsia" w:cs="Arial"/>
+              <w:rFonts w:asciiTheme="minorHAnsi" w:eastAsiaTheme="minorEastAsia" w:hAnsiTheme="minorHAnsi"/>
               <w:noProof/>
               <w:kern w:val="2"/>
               <w:szCs w:val="24"/>
@@ -5272,19 +5260,18 @@
               <w14:ligatures w14:val="standardContextual"/>
             </w:rPr>
           </w:pPr>
-          <w:hyperlink w:anchor="_Toc193385932" w:history="1">
+          <w:hyperlink w:anchor="_Toc233404465" w:history="1">
             <w:r>
               <w:rPr>
                 <w:rStyle w:val="Hyperlink"/>
-                <w:rFonts w:cs="Arial"/>
+                <w:bCs/>
                 <w:noProof/>
-                <w:szCs w:val="24"/>
               </w:rPr>
               <w:t>2.1.</w:t>
             </w:r>
             <w:r>
               <w:rPr>
-                <w:rFonts w:eastAsiaTheme="minorEastAsia" w:cs="Arial"/>
+                <w:rFonts w:asciiTheme="minorHAnsi" w:eastAsiaTheme="minorEastAsia" w:hAnsiTheme="minorHAnsi"/>
                 <w:noProof/>
                 <w:kern w:val="2"/>
                 <w:szCs w:val="24"/>
@@ -5296,71 +5283,55 @@
             <w:r>
               <w:rPr>
                 <w:rStyle w:val="Hyperlink"/>
-                <w:rFonts w:cs="Arial"/>
                 <w:noProof/>
-                <w:szCs w:val="24"/>
-              </w:rPr>
-              <w:t>OBJETIVOS DO REFERENCIAL TEÓRICO</w:t>
-            </w:r>
-            <w:r>
-              <w:rPr>
-                <w:rFonts w:cs="Arial"/>
+              </w:rPr>
+              <w:t>Transformação digital no setor varejista</w:t>
+            </w:r>
+            <w:r>
+              <w:rPr>
                 <w:noProof/>
                 <w:webHidden/>
-                <w:szCs w:val="24"/>
               </w:rPr>
               <w:tab/>
             </w:r>
             <w:r>
               <w:rPr>
-                <w:rFonts w:cs="Arial"/>
                 <w:noProof/>
                 <w:webHidden/>
-                <w:szCs w:val="24"/>
               </w:rPr>
               <w:fldChar w:fldCharType="begin"/>
             </w:r>
             <w:r>
               <w:rPr>
-                <w:rFonts w:cs="Arial"/>
                 <w:noProof/>
                 <w:webHidden/>
-                <w:szCs w:val="24"/>
-              </w:rPr>
-              <w:instrText xml:space="preserve"> PAGEREF _Toc193385932 \h </w:instrText>
-            </w:r>
-            <w:r>
-              <w:rPr>
-                <w:rFonts w:cs="Arial"/>
+              </w:rPr>
+              <w:instrText xml:space="preserve"> PAGEREF _Toc233404465 \h </w:instrText>
+            </w:r>
+            <w:r>
+              <w:rPr>
                 <w:noProof/>
                 <w:webHidden/>
-                <w:szCs w:val="24"/>
-              </w:rPr>
-            </w:r>
-            <w:r>
-              <w:rPr>
-                <w:rFonts w:cs="Arial"/>
+              </w:rPr>
+            </w:r>
+            <w:r>
+              <w:rPr>
                 <w:noProof/>
                 <w:webHidden/>
-                <w:szCs w:val="24"/>
               </w:rPr>
               <w:fldChar w:fldCharType="separate"/>
             </w:r>
             <w:r>
               <w:rPr>
-                <w:rFonts w:cs="Arial"/>
                 <w:noProof/>
                 <w:webHidden/>
-                <w:szCs w:val="24"/>
               </w:rPr>
               <w:t>14</w:t>
             </w:r>
             <w:r>
               <w:rPr>
-                <w:rFonts w:cs="Arial"/>
                 <w:noProof/>
                 <w:webHidden/>
-                <w:szCs w:val="24"/>
               </w:rPr>
               <w:fldChar w:fldCharType="end"/>
             </w:r>
@@ -5374,7 +5345,7 @@
               <w:tab w:val="right" w:leader="dot" w:pos="9061"/>
             </w:tabs>
             <w:rPr>
-              <w:rFonts w:eastAsiaTheme="minorEastAsia" w:cs="Arial"/>
+              <w:rFonts w:asciiTheme="minorHAnsi" w:eastAsiaTheme="minorEastAsia" w:hAnsiTheme="minorHAnsi"/>
               <w:noProof/>
               <w:kern w:val="2"/>
               <w:szCs w:val="24"/>
@@ -5382,19 +5353,18 @@
               <w14:ligatures w14:val="standardContextual"/>
             </w:rPr>
           </w:pPr>
-          <w:hyperlink w:anchor="_Toc193385933" w:history="1">
+          <w:hyperlink w:anchor="_Toc233404466" w:history="1">
             <w:r>
               <w:rPr>
                 <w:rStyle w:val="Hyperlink"/>
-                <w:rFonts w:cs="Arial"/>
+                <w:bCs/>
                 <w:noProof/>
-                <w:szCs w:val="24"/>
               </w:rPr>
               <w:t>2.2.</w:t>
             </w:r>
             <w:r>
               <w:rPr>
-                <w:rFonts w:eastAsiaTheme="minorEastAsia" w:cs="Arial"/>
+                <w:rFonts w:asciiTheme="minorHAnsi" w:eastAsiaTheme="minorEastAsia" w:hAnsiTheme="minorHAnsi"/>
                 <w:noProof/>
                 <w:kern w:val="2"/>
                 <w:szCs w:val="24"/>
@@ -5406,71 +5376,55 @@
             <w:r>
               <w:rPr>
                 <w:rStyle w:val="Hyperlink"/>
-                <w:rFonts w:cs="Arial"/>
                 <w:noProof/>
-                <w:szCs w:val="24"/>
-              </w:rPr>
-              <w:t>ETAPAS PARA CONSTRUÇÃO</w:t>
-            </w:r>
-            <w:r>
-              <w:rPr>
-                <w:rFonts w:cs="Arial"/>
+              </w:rPr>
+              <w:t>Automação de processos no ambiente organizacional</w:t>
+            </w:r>
+            <w:r>
+              <w:rPr>
                 <w:noProof/>
                 <w:webHidden/>
-                <w:szCs w:val="24"/>
               </w:rPr>
               <w:tab/>
             </w:r>
             <w:r>
               <w:rPr>
-                <w:rFonts w:cs="Arial"/>
                 <w:noProof/>
                 <w:webHidden/>
-                <w:szCs w:val="24"/>
               </w:rPr>
               <w:fldChar w:fldCharType="begin"/>
             </w:r>
             <w:r>
               <w:rPr>
-                <w:rFonts w:cs="Arial"/>
                 <w:noProof/>
                 <w:webHidden/>
-                <w:szCs w:val="24"/>
-              </w:rPr>
-              <w:instrText xml:space="preserve"> PAGEREF _Toc193385933 \h </w:instrText>
-            </w:r>
-            <w:r>
-              <w:rPr>
-                <w:rFonts w:cs="Arial"/>
+              </w:rPr>
+              <w:instrText xml:space="preserve"> PAGEREF _Toc233404466 \h </w:instrText>
+            </w:r>
+            <w:r>
+              <w:rPr>
                 <w:noProof/>
                 <w:webHidden/>
-                <w:szCs w:val="24"/>
-              </w:rPr>
-            </w:r>
-            <w:r>
-              <w:rPr>
-                <w:rFonts w:cs="Arial"/>
+              </w:rPr>
+            </w:r>
+            <w:r>
+              <w:rPr>
                 <w:noProof/>
                 <w:webHidden/>
-                <w:szCs w:val="24"/>
               </w:rPr>
               <w:fldChar w:fldCharType="separate"/>
             </w:r>
             <w:r>
               <w:rPr>
-                <w:rFonts w:cs="Arial"/>
                 <w:noProof/>
                 <w:webHidden/>
-                <w:szCs w:val="24"/>
               </w:rPr>
               <w:t>14</w:t>
             </w:r>
             <w:r>
               <w:rPr>
-                <w:rFonts w:cs="Arial"/>
                 <w:noProof/>
                 <w:webHidden/>
-                <w:szCs w:val="24"/>
               </w:rPr>
               <w:fldChar w:fldCharType="end"/>
             </w:r>
@@ -5484,7 +5438,7 @@
               <w:tab w:val="right" w:leader="dot" w:pos="9061"/>
             </w:tabs>
             <w:rPr>
-              <w:rFonts w:eastAsiaTheme="minorEastAsia" w:cs="Arial"/>
+              <w:rFonts w:asciiTheme="minorHAnsi" w:eastAsiaTheme="minorEastAsia" w:hAnsiTheme="minorHAnsi"/>
               <w:noProof/>
               <w:kern w:val="2"/>
               <w:szCs w:val="24"/>
@@ -5492,19 +5446,18 @@
               <w14:ligatures w14:val="standardContextual"/>
             </w:rPr>
           </w:pPr>
-          <w:hyperlink w:anchor="_Toc193385934" w:history="1">
+          <w:hyperlink w:anchor="_Toc233404467" w:history="1">
             <w:r>
               <w:rPr>
                 <w:rStyle w:val="Hyperlink"/>
-                <w:rFonts w:cs="Arial"/>
+                <w:bCs/>
                 <w:noProof/>
-                <w:szCs w:val="24"/>
               </w:rPr>
               <w:t>2.3.</w:t>
             </w:r>
             <w:r>
               <w:rPr>
-                <w:rFonts w:eastAsiaTheme="minorEastAsia" w:cs="Arial"/>
+                <w:rFonts w:asciiTheme="minorHAnsi" w:eastAsiaTheme="minorEastAsia" w:hAnsiTheme="minorHAnsi"/>
                 <w:noProof/>
                 <w:kern w:val="2"/>
                 <w:szCs w:val="24"/>
@@ -5516,71 +5469,55 @@
             <w:r>
               <w:rPr>
                 <w:rStyle w:val="Hyperlink"/>
-                <w:rFonts w:cs="Arial"/>
                 <w:noProof/>
-                <w:szCs w:val="24"/>
-              </w:rPr>
-              <w:t>TIPOS DE FONTES</w:t>
-            </w:r>
-            <w:r>
-              <w:rPr>
-                <w:rFonts w:cs="Arial"/>
+              </w:rPr>
+              <w:t>Gestão de tarefas e organização de equipes</w:t>
+            </w:r>
+            <w:r>
+              <w:rPr>
                 <w:noProof/>
                 <w:webHidden/>
-                <w:szCs w:val="24"/>
               </w:rPr>
               <w:tab/>
             </w:r>
             <w:r>
               <w:rPr>
-                <w:rFonts w:cs="Arial"/>
                 <w:noProof/>
                 <w:webHidden/>
-                <w:szCs w:val="24"/>
               </w:rPr>
               <w:fldChar w:fldCharType="begin"/>
             </w:r>
             <w:r>
               <w:rPr>
-                <w:rFonts w:cs="Arial"/>
                 <w:noProof/>
                 <w:webHidden/>
-                <w:szCs w:val="24"/>
-              </w:rPr>
-              <w:instrText xml:space="preserve"> PAGEREF _Toc193385934 \h </w:instrText>
-            </w:r>
-            <w:r>
-              <w:rPr>
-                <w:rFonts w:cs="Arial"/>
+              </w:rPr>
+              <w:instrText xml:space="preserve"> PAGEREF _Toc233404467 \h </w:instrText>
+            </w:r>
+            <w:r>
+              <w:rPr>
                 <w:noProof/>
                 <w:webHidden/>
-                <w:szCs w:val="24"/>
-              </w:rPr>
-            </w:r>
-            <w:r>
-              <w:rPr>
-                <w:rFonts w:cs="Arial"/>
+              </w:rPr>
+            </w:r>
+            <w:r>
+              <w:rPr>
                 <w:noProof/>
                 <w:webHidden/>
-                <w:szCs w:val="24"/>
               </w:rPr>
               <w:fldChar w:fldCharType="separate"/>
             </w:r>
             <w:r>
               <w:rPr>
-                <w:rFonts w:cs="Arial"/>
                 <w:noProof/>
                 <w:webHidden/>
-                <w:szCs w:val="24"/>
-              </w:rPr>
-              <w:t>14</w:t>
-            </w:r>
-            <w:r>
-              <w:rPr>
-                <w:rFonts w:cs="Arial"/>
+              </w:rPr>
+              <w:t>15</w:t>
+            </w:r>
+            <w:r>
+              <w:rPr>
                 <w:noProof/>
                 <w:webHidden/>
-                <w:szCs w:val="24"/>
               </w:rPr>
               <w:fldChar w:fldCharType="end"/>
             </w:r>
@@ -5594,7 +5531,7 @@
               <w:tab w:val="right" w:leader="dot" w:pos="9061"/>
             </w:tabs>
             <w:rPr>
-              <w:rFonts w:eastAsiaTheme="minorEastAsia" w:cs="Arial"/>
+              <w:rFonts w:asciiTheme="minorHAnsi" w:eastAsiaTheme="minorEastAsia" w:hAnsiTheme="minorHAnsi"/>
               <w:noProof/>
               <w:kern w:val="2"/>
               <w:szCs w:val="24"/>
@@ -5602,19 +5539,18 @@
               <w14:ligatures w14:val="standardContextual"/>
             </w:rPr>
           </w:pPr>
-          <w:hyperlink w:anchor="_Toc193385935" w:history="1">
+          <w:hyperlink w:anchor="_Toc233404468" w:history="1">
             <w:r>
               <w:rPr>
                 <w:rStyle w:val="Hyperlink"/>
-                <w:rFonts w:cs="Arial"/>
+                <w:bCs/>
                 <w:noProof/>
-                <w:szCs w:val="24"/>
               </w:rPr>
               <w:t>2.4.</w:t>
             </w:r>
             <w:r>
               <w:rPr>
-                <w:rFonts w:eastAsiaTheme="minorEastAsia" w:cs="Arial"/>
+                <w:rFonts w:asciiTheme="minorHAnsi" w:eastAsiaTheme="minorEastAsia" w:hAnsiTheme="minorHAnsi"/>
                 <w:noProof/>
                 <w:kern w:val="2"/>
                 <w:szCs w:val="24"/>
@@ -5626,71 +5562,152 @@
             <w:r>
               <w:rPr>
                 <w:rStyle w:val="Hyperlink"/>
-                <w:rFonts w:cs="Arial"/>
                 <w:noProof/>
-                <w:szCs w:val="24"/>
-              </w:rPr>
-              <w:t>PESQUISA E CITAÇÃO</w:t>
-            </w:r>
-            <w:r>
-              <w:rPr>
-                <w:rFonts w:cs="Arial"/>
+              </w:rPr>
+              <w:t>Sistemas de gestão e aplicações tecnológicas</w:t>
+            </w:r>
+            <w:r>
+              <w:rPr>
                 <w:noProof/>
                 <w:webHidden/>
-                <w:szCs w:val="24"/>
               </w:rPr>
               <w:tab/>
             </w:r>
             <w:r>
               <w:rPr>
-                <w:rFonts w:cs="Arial"/>
                 <w:noProof/>
                 <w:webHidden/>
-                <w:szCs w:val="24"/>
               </w:rPr>
               <w:fldChar w:fldCharType="begin"/>
             </w:r>
             <w:r>
               <w:rPr>
-                <w:rFonts w:cs="Arial"/>
                 <w:noProof/>
                 <w:webHidden/>
-                <w:szCs w:val="24"/>
-              </w:rPr>
-              <w:instrText xml:space="preserve"> PAGEREF _Toc193385935 \h </w:instrText>
-            </w:r>
-            <w:r>
-              <w:rPr>
-                <w:rFonts w:cs="Arial"/>
+              </w:rPr>
+              <w:instrText xml:space="preserve"> PAGEREF _Toc233404468 \h </w:instrText>
+            </w:r>
+            <w:r>
+              <w:rPr>
                 <w:noProof/>
                 <w:webHidden/>
-                <w:szCs w:val="24"/>
-              </w:rPr>
-            </w:r>
-            <w:r>
-              <w:rPr>
-                <w:rFonts w:cs="Arial"/>
+              </w:rPr>
+            </w:r>
+            <w:r>
+              <w:rPr>
                 <w:noProof/>
                 <w:webHidden/>
-                <w:szCs w:val="24"/>
               </w:rPr>
               <w:fldChar w:fldCharType="separate"/>
             </w:r>
             <w:r>
               <w:rPr>
-                <w:rFonts w:cs="Arial"/>
                 <w:noProof/>
                 <w:webHidden/>
-                <w:szCs w:val="24"/>
-              </w:rPr>
-              <w:t>14</w:t>
-            </w:r>
-            <w:r>
-              <w:rPr>
-                <w:rFonts w:cs="Arial"/>
+              </w:rPr>
+              <w:t>16</w:t>
+            </w:r>
+            <w:r>
+              <w:rPr>
                 <w:noProof/>
                 <w:webHidden/>
-                <w:szCs w:val="24"/>
+              </w:rPr>
+              <w:fldChar w:fldCharType="end"/>
+            </w:r>
+          </w:hyperlink>
+        </w:p>
+        <w:p>
+          <w:pPr>
+            <w:pStyle w:val="Sumrio1"/>
+            <w:tabs>
+              <w:tab w:val="left" w:pos="480"/>
+              <w:tab w:val="right" w:leader="dot" w:pos="9061"/>
+            </w:tabs>
+            <w:rPr>
+              <w:rFonts w:asciiTheme="minorHAnsi" w:eastAsiaTheme="minorEastAsia" w:hAnsiTheme="minorHAnsi"/>
+              <w:noProof/>
+              <w:kern w:val="2"/>
+              <w:szCs w:val="24"/>
+              <w:lang w:eastAsia="pt-BR"/>
+              <w14:ligatures w14:val="standardContextual"/>
+            </w:rPr>
+          </w:pPr>
+          <w:hyperlink w:anchor="_Toc233404469" w:history="1">
+            <w:r>
+              <w:rPr>
+                <w:rStyle w:val="Hyperlink"/>
+                <w:rFonts w:cs="Arial"/>
+                <w:b/>
+                <w:bCs/>
+                <w:noProof/>
+              </w:rPr>
+              <w:t>3.</w:t>
+            </w:r>
+            <w:r>
+              <w:rPr>
+                <w:rFonts w:asciiTheme="minorHAnsi" w:eastAsiaTheme="minorEastAsia" w:hAnsiTheme="minorHAnsi"/>
+                <w:noProof/>
+                <w:kern w:val="2"/>
+                <w:szCs w:val="24"/>
+                <w:lang w:eastAsia="pt-BR"/>
+                <w14:ligatures w14:val="standardContextual"/>
+              </w:rPr>
+              <w:tab/>
+            </w:r>
+            <w:r>
+              <w:rPr>
+                <w:rStyle w:val="Hyperlink"/>
+                <w:rFonts w:cs="Arial"/>
+                <w:b/>
+                <w:noProof/>
+              </w:rPr>
+              <w:t>DADOS DO PROJETO</w:t>
+            </w:r>
+            <w:r>
+              <w:rPr>
+                <w:noProof/>
+                <w:webHidden/>
+              </w:rPr>
+              <w:tab/>
+            </w:r>
+            <w:r>
+              <w:rPr>
+                <w:noProof/>
+                <w:webHidden/>
+              </w:rPr>
+              <w:fldChar w:fldCharType="begin"/>
+            </w:r>
+            <w:r>
+              <w:rPr>
+                <w:noProof/>
+                <w:webHidden/>
+              </w:rPr>
+              <w:instrText xml:space="preserve"> PAGEREF _Toc233404469 \h </w:instrText>
+            </w:r>
+            <w:r>
+              <w:rPr>
+                <w:noProof/>
+                <w:webHidden/>
+              </w:rPr>
+            </w:r>
+            <w:r>
+              <w:rPr>
+                <w:noProof/>
+                <w:webHidden/>
+              </w:rPr>
+              <w:fldChar w:fldCharType="separate"/>
+            </w:r>
+            <w:r>
+              <w:rPr>
+                <w:noProof/>
+                <w:webHidden/>
+              </w:rPr>
+              <w:t>18</w:t>
+            </w:r>
+            <w:r>
+              <w:rPr>
+                <w:noProof/>
+                <w:webHidden/>
               </w:rPr>
               <w:fldChar w:fldCharType="end"/>
             </w:r>
@@ -5704,7 +5721,7 @@
               <w:tab w:val="right" w:leader="dot" w:pos="9061"/>
             </w:tabs>
             <w:rPr>
-              <w:rFonts w:eastAsiaTheme="minorEastAsia" w:cs="Arial"/>
+              <w:rFonts w:asciiTheme="minorHAnsi" w:eastAsiaTheme="minorEastAsia" w:hAnsiTheme="minorHAnsi"/>
               <w:noProof/>
               <w:kern w:val="2"/>
               <w:szCs w:val="24"/>
@@ -5712,19 +5729,18 @@
               <w14:ligatures w14:val="standardContextual"/>
             </w:rPr>
           </w:pPr>
-          <w:hyperlink w:anchor="_Toc193385936" w:history="1">
+          <w:hyperlink w:anchor="_Toc233404470" w:history="1">
             <w:r>
               <w:rPr>
                 <w:rStyle w:val="Hyperlink"/>
-                <w:rFonts w:cs="Arial"/>
+                <w:bCs/>
                 <w:noProof/>
-                <w:szCs w:val="24"/>
-              </w:rPr>
-              <w:t>2.5.</w:t>
-            </w:r>
-            <w:r>
-              <w:rPr>
-                <w:rFonts w:eastAsiaTheme="minorEastAsia" w:cs="Arial"/>
+              </w:rPr>
+              <w:t>3.1.</w:t>
+            </w:r>
+            <w:r>
+              <w:rPr>
+                <w:rFonts w:asciiTheme="minorHAnsi" w:eastAsiaTheme="minorEastAsia" w:hAnsiTheme="minorHAnsi"/>
                 <w:noProof/>
                 <w:kern w:val="2"/>
                 <w:szCs w:val="24"/>
@@ -5736,71 +5752,241 @@
             <w:r>
               <w:rPr>
                 <w:rStyle w:val="Hyperlink"/>
-                <w:rFonts w:cs="Arial"/>
                 <w:noProof/>
-                <w:szCs w:val="24"/>
-              </w:rPr>
-              <w:t>DICAS FINAIS</w:t>
-            </w:r>
-            <w:r>
-              <w:rPr>
-                <w:rFonts w:cs="Arial"/>
+              </w:rPr>
+              <w:t>Tipo de trabalho: Projeto Técnico</w:t>
+            </w:r>
+            <w:r>
+              <w:rPr>
                 <w:noProof/>
                 <w:webHidden/>
-                <w:szCs w:val="24"/>
               </w:rPr>
               <w:tab/>
             </w:r>
             <w:r>
               <w:rPr>
-                <w:rFonts w:cs="Arial"/>
                 <w:noProof/>
                 <w:webHidden/>
-                <w:szCs w:val="24"/>
               </w:rPr>
               <w:fldChar w:fldCharType="begin"/>
             </w:r>
             <w:r>
               <w:rPr>
-                <w:rFonts w:cs="Arial"/>
                 <w:noProof/>
                 <w:webHidden/>
-                <w:szCs w:val="24"/>
-              </w:rPr>
-              <w:instrText xml:space="preserve"> PAGEREF _Toc193385936 \h </w:instrText>
-            </w:r>
-            <w:r>
-              <w:rPr>
-                <w:rFonts w:cs="Arial"/>
+              </w:rPr>
+              <w:instrText xml:space="preserve"> PAGEREF _Toc233404470 \h </w:instrText>
+            </w:r>
+            <w:r>
+              <w:rPr>
                 <w:noProof/>
                 <w:webHidden/>
-                <w:szCs w:val="24"/>
-              </w:rPr>
-            </w:r>
-            <w:r>
-              <w:rPr>
-                <w:rFonts w:cs="Arial"/>
+              </w:rPr>
+            </w:r>
+            <w:r>
+              <w:rPr>
                 <w:noProof/>
                 <w:webHidden/>
-                <w:szCs w:val="24"/>
               </w:rPr>
               <w:fldChar w:fldCharType="separate"/>
             </w:r>
             <w:r>
               <w:rPr>
-                <w:rFonts w:cs="Arial"/>
                 <w:noProof/>
                 <w:webHidden/>
-                <w:szCs w:val="24"/>
-              </w:rPr>
-              <w:t>15</w:t>
-            </w:r>
-            <w:r>
-              <w:rPr>
-                <w:rFonts w:cs="Arial"/>
+              </w:rPr>
+              <w:t>19</w:t>
+            </w:r>
+            <w:r>
+              <w:rPr>
                 <w:noProof/>
                 <w:webHidden/>
-                <w:szCs w:val="24"/>
+              </w:rPr>
+              <w:fldChar w:fldCharType="end"/>
+            </w:r>
+          </w:hyperlink>
+        </w:p>
+        <w:p>
+          <w:pPr>
+            <w:pStyle w:val="Sumrio2"/>
+            <w:tabs>
+              <w:tab w:val="left" w:pos="960"/>
+              <w:tab w:val="right" w:leader="dot" w:pos="9061"/>
+            </w:tabs>
+            <w:rPr>
+              <w:rFonts w:asciiTheme="minorHAnsi" w:eastAsiaTheme="minorEastAsia" w:hAnsiTheme="minorHAnsi"/>
+              <w:noProof/>
+              <w:kern w:val="2"/>
+              <w:szCs w:val="24"/>
+              <w:lang w:eastAsia="pt-BR"/>
+              <w14:ligatures w14:val="standardContextual"/>
+            </w:rPr>
+          </w:pPr>
+          <w:hyperlink w:anchor="_Toc233404471" w:history="1">
+            <w:r>
+              <w:rPr>
+                <w:rStyle w:val="Hyperlink"/>
+                <w:bCs/>
+                <w:noProof/>
+              </w:rPr>
+              <w:t>3.2.</w:t>
+            </w:r>
+            <w:r>
+              <w:rPr>
+                <w:rFonts w:asciiTheme="minorHAnsi" w:eastAsiaTheme="minorEastAsia" w:hAnsiTheme="minorHAnsi"/>
+                <w:noProof/>
+                <w:kern w:val="2"/>
+                <w:szCs w:val="24"/>
+                <w:lang w:eastAsia="pt-BR"/>
+                <w14:ligatures w14:val="standardContextual"/>
+              </w:rPr>
+              <w:tab/>
+            </w:r>
+            <w:r>
+              <w:rPr>
+                <w:rStyle w:val="Hyperlink"/>
+                <w:noProof/>
+              </w:rPr>
+              <w:t>Equipe Técnica e Qualificações</w:t>
+            </w:r>
+            <w:r>
+              <w:rPr>
+                <w:noProof/>
+                <w:webHidden/>
+              </w:rPr>
+              <w:tab/>
+            </w:r>
+            <w:r>
+              <w:rPr>
+                <w:noProof/>
+                <w:webHidden/>
+              </w:rPr>
+              <w:fldChar w:fldCharType="begin"/>
+            </w:r>
+            <w:r>
+              <w:rPr>
+                <w:noProof/>
+                <w:webHidden/>
+              </w:rPr>
+              <w:instrText xml:space="preserve"> PAGEREF _Toc233404471 \h </w:instrText>
+            </w:r>
+            <w:r>
+              <w:rPr>
+                <w:noProof/>
+                <w:webHidden/>
+              </w:rPr>
+            </w:r>
+            <w:r>
+              <w:rPr>
+                <w:noProof/>
+                <w:webHidden/>
+              </w:rPr>
+              <w:fldChar w:fldCharType="separate"/>
+            </w:r>
+            <w:r>
+              <w:rPr>
+                <w:noProof/>
+                <w:webHidden/>
+              </w:rPr>
+              <w:t>20</w:t>
+            </w:r>
+            <w:r>
+              <w:rPr>
+                <w:noProof/>
+                <w:webHidden/>
+              </w:rPr>
+              <w:fldChar w:fldCharType="end"/>
+            </w:r>
+          </w:hyperlink>
+        </w:p>
+        <w:p>
+          <w:pPr>
+            <w:pStyle w:val="Sumrio2"/>
+            <w:tabs>
+              <w:tab w:val="left" w:pos="960"/>
+              <w:tab w:val="right" w:leader="dot" w:pos="9061"/>
+            </w:tabs>
+            <w:rPr>
+              <w:rFonts w:asciiTheme="minorHAnsi" w:eastAsiaTheme="minorEastAsia" w:hAnsiTheme="minorHAnsi"/>
+              <w:noProof/>
+              <w:kern w:val="2"/>
+              <w:szCs w:val="24"/>
+              <w:lang w:eastAsia="pt-BR"/>
+              <w14:ligatures w14:val="standardContextual"/>
+            </w:rPr>
+          </w:pPr>
+          <w:hyperlink w:anchor="_Toc233404472" w:history="1">
+            <w:r>
+              <w:rPr>
+                <w:rStyle w:val="Hyperlink"/>
+                <w:bCs/>
+                <w:noProof/>
+              </w:rPr>
+              <w:t>3.3.</w:t>
+            </w:r>
+            <w:r>
+              <w:rPr>
+                <w:rFonts w:asciiTheme="minorHAnsi" w:eastAsiaTheme="minorEastAsia" w:hAnsiTheme="minorHAnsi"/>
+                <w:noProof/>
+                <w:kern w:val="2"/>
+                <w:szCs w:val="24"/>
+                <w:lang w:eastAsia="pt-BR"/>
+                <w14:ligatures w14:val="standardContextual"/>
+              </w:rPr>
+              <w:tab/>
+            </w:r>
+            <w:r>
+              <w:rPr>
+                <w:rStyle w:val="Hyperlink"/>
+                <w:noProof/>
+              </w:rPr>
+              <w:t>Análise do Sistema</w:t>
+            </w:r>
+            <w:r>
+              <w:rPr>
+                <w:noProof/>
+                <w:webHidden/>
+              </w:rPr>
+              <w:tab/>
+            </w:r>
+            <w:r>
+              <w:rPr>
+                <w:noProof/>
+                <w:webHidden/>
+              </w:rPr>
+              <w:fldChar w:fldCharType="begin"/>
+            </w:r>
+            <w:r>
+              <w:rPr>
+                <w:noProof/>
+                <w:webHidden/>
+              </w:rPr>
+              <w:instrText xml:space="preserve"> PAGEREF _Toc233404472 \h </w:instrText>
+            </w:r>
+            <w:r>
+              <w:rPr>
+                <w:noProof/>
+                <w:webHidden/>
+              </w:rPr>
+            </w:r>
+            <w:r>
+              <w:rPr>
+                <w:noProof/>
+                <w:webHidden/>
+              </w:rPr>
+              <w:fldChar w:fldCharType="separate"/>
+            </w:r>
+            <w:r>
+              <w:rPr>
+                <w:noProof/>
+                <w:webHidden/>
+              </w:rPr>
+              <w:t>20</w:t>
+            </w:r>
+            <w:r>
+              <w:rPr>
+                <w:noProof/>
+                <w:webHidden/>
               </w:rPr>
               <w:fldChar w:fldCharType="end"/>
             </w:r>
@@ -5814,7 +6000,7 @@
               <w:tab w:val="right" w:leader="dot" w:pos="9061"/>
             </w:tabs>
             <w:rPr>
-              <w:rFonts w:eastAsiaTheme="minorEastAsia" w:cs="Arial"/>
+              <w:rFonts w:asciiTheme="minorHAnsi" w:eastAsiaTheme="minorEastAsia" w:hAnsiTheme="minorHAnsi"/>
               <w:noProof/>
               <w:kern w:val="2"/>
               <w:szCs w:val="24"/>
@@ -5822,20 +6008,117 @@
               <w14:ligatures w14:val="standardContextual"/>
             </w:rPr>
           </w:pPr>
-          <w:hyperlink w:anchor="_Toc193385937" w:history="1">
+          <w:hyperlink w:anchor="_Toc233404473" w:history="1">
+            <w:r>
+              <w:rPr>
+                <w:rStyle w:val="Hyperlink"/>
+                <w:rFonts w:cs="Arial"/>
+                <w:b/>
+                <w:bCs/>
+                <w:noProof/>
+              </w:rPr>
+              <w:t>4.</w:t>
+            </w:r>
+            <w:r>
+              <w:rPr>
+                <w:rFonts w:asciiTheme="minorHAnsi" w:eastAsiaTheme="minorEastAsia" w:hAnsiTheme="minorHAnsi"/>
+                <w:noProof/>
+                <w:kern w:val="2"/>
+                <w:szCs w:val="24"/>
+                <w:lang w:eastAsia="pt-BR"/>
+                <w14:ligatures w14:val="standardContextual"/>
+              </w:rPr>
+              <w:tab/>
+            </w:r>
             <w:r>
               <w:rPr>
                 <w:rStyle w:val="Hyperlink"/>
                 <w:rFonts w:cs="Arial"/>
                 <w:b/>
                 <w:noProof/>
-                <w:szCs w:val="24"/>
-              </w:rPr>
-              <w:t>3.</w:t>
-            </w:r>
-            <w:r>
-              <w:rPr>
-                <w:rFonts w:eastAsiaTheme="minorEastAsia" w:cs="Arial"/>
+              </w:rPr>
+              <w:t>CRONOGRAMA DAS ATIVIDADES/METAS</w:t>
+            </w:r>
+            <w:r>
+              <w:rPr>
+                <w:noProof/>
+                <w:webHidden/>
+              </w:rPr>
+              <w:tab/>
+            </w:r>
+            <w:r>
+              <w:rPr>
+                <w:noProof/>
+                <w:webHidden/>
+              </w:rPr>
+              <w:fldChar w:fldCharType="begin"/>
+            </w:r>
+            <w:r>
+              <w:rPr>
+                <w:noProof/>
+                <w:webHidden/>
+              </w:rPr>
+              <w:instrText xml:space="preserve"> PAGEREF _Toc233404473 \h </w:instrText>
+            </w:r>
+            <w:r>
+              <w:rPr>
+                <w:noProof/>
+                <w:webHidden/>
+              </w:rPr>
+            </w:r>
+            <w:r>
+              <w:rPr>
+                <w:noProof/>
+                <w:webHidden/>
+              </w:rPr>
+              <w:fldChar w:fldCharType="separate"/>
+            </w:r>
+            <w:r>
+              <w:rPr>
+                <w:noProof/>
+                <w:webHidden/>
+              </w:rPr>
+              <w:t>23</w:t>
+            </w:r>
+            <w:r>
+              <w:rPr>
+                <w:noProof/>
+                <w:webHidden/>
+              </w:rPr>
+              <w:fldChar w:fldCharType="end"/>
+            </w:r>
+          </w:hyperlink>
+        </w:p>
+        <w:p>
+          <w:pPr>
+            <w:pStyle w:val="Sumrio1"/>
+            <w:tabs>
+              <w:tab w:val="left" w:pos="480"/>
+              <w:tab w:val="right" w:leader="dot" w:pos="9061"/>
+            </w:tabs>
+            <w:rPr>
+              <w:rFonts w:asciiTheme="minorHAnsi" w:eastAsiaTheme="minorEastAsia" w:hAnsiTheme="minorHAnsi"/>
+              <w:noProof/>
+              <w:kern w:val="2"/>
+              <w:szCs w:val="24"/>
+              <w:lang w:eastAsia="pt-BR"/>
+              <w14:ligatures w14:val="standardContextual"/>
+            </w:rPr>
+          </w:pPr>
+          <w:hyperlink w:anchor="_Toc233404474" w:history="1">
+            <w:r>
+              <w:rPr>
+                <w:rStyle w:val="Hyperlink"/>
+                <w:rFonts w:cs="Arial"/>
+                <w:b/>
+                <w:bCs/>
+                <w:noProof/>
+              </w:rPr>
+              <w:t>5.</w:t>
+            </w:r>
+            <w:r>
+              <w:rPr>
+                <w:rFonts w:asciiTheme="minorHAnsi" w:eastAsiaTheme="minorEastAsia" w:hAnsiTheme="minorHAnsi"/>
                 <w:noProof/>
                 <w:kern w:val="2"/>
                 <w:szCs w:val="24"/>
@@ -5850,69 +6133,54 @@
                 <w:rFonts w:cs="Arial"/>
                 <w:b/>
                 <w:noProof/>
-                <w:szCs w:val="24"/>
-              </w:rPr>
-              <w:t>DADOS DO PROJETO</w:t>
-            </w:r>
-            <w:r>
-              <w:rPr>
-                <w:rFonts w:cs="Arial"/>
+              </w:rPr>
+              <w:t>OBJETIVOS</w:t>
+            </w:r>
+            <w:r>
+              <w:rPr>
                 <w:noProof/>
                 <w:webHidden/>
-                <w:szCs w:val="24"/>
               </w:rPr>
               <w:tab/>
             </w:r>
             <w:r>
               <w:rPr>
-                <w:rFonts w:cs="Arial"/>
                 <w:noProof/>
                 <w:webHidden/>
-                <w:szCs w:val="24"/>
               </w:rPr>
               <w:fldChar w:fldCharType="begin"/>
             </w:r>
             <w:r>
               <w:rPr>
-                <w:rFonts w:cs="Arial"/>
                 <w:noProof/>
                 <w:webHidden/>
-                <w:szCs w:val="24"/>
-              </w:rPr>
-              <w:instrText xml:space="preserve"> PAGEREF _Toc193385937 \h </w:instrText>
-            </w:r>
-            <w:r>
-              <w:rPr>
-                <w:rFonts w:cs="Arial"/>
+              </w:rPr>
+              <w:instrText xml:space="preserve"> PAGEREF _Toc233404474 \h </w:instrText>
+            </w:r>
+            <w:r>
+              <w:rPr>
                 <w:noProof/>
                 <w:webHidden/>
-                <w:szCs w:val="24"/>
-              </w:rPr>
-            </w:r>
-            <w:r>
-              <w:rPr>
-                <w:rFonts w:cs="Arial"/>
+              </w:rPr>
+            </w:r>
+            <w:r>
+              <w:rPr>
                 <w:noProof/>
                 <w:webHidden/>
-                <w:szCs w:val="24"/>
               </w:rPr>
               <w:fldChar w:fldCharType="separate"/>
             </w:r>
             <w:r>
               <w:rPr>
-                <w:rFonts w:cs="Arial"/>
                 <w:noProof/>
                 <w:webHidden/>
-                <w:szCs w:val="24"/>
-              </w:rPr>
-              <w:t>16</w:t>
-            </w:r>
-            <w:r>
-              <w:rPr>
-                <w:rFonts w:cs="Arial"/>
+              </w:rPr>
+              <w:t>24</w:t>
+            </w:r>
+            <w:r>
+              <w:rPr>
                 <w:noProof/>
                 <w:webHidden/>
-                <w:szCs w:val="24"/>
               </w:rPr>
               <w:fldChar w:fldCharType="end"/>
             </w:r>
@@ -5926,7 +6194,7 @@
               <w:tab w:val="right" w:leader="dot" w:pos="9061"/>
             </w:tabs>
             <w:rPr>
-              <w:rFonts w:eastAsiaTheme="minorEastAsia" w:cs="Arial"/>
+              <w:rFonts w:asciiTheme="minorHAnsi" w:eastAsiaTheme="minorEastAsia" w:hAnsiTheme="minorHAnsi"/>
               <w:noProof/>
               <w:kern w:val="2"/>
               <w:szCs w:val="24"/>
@@ -5934,19 +6202,18 @@
               <w14:ligatures w14:val="standardContextual"/>
             </w:rPr>
           </w:pPr>
-          <w:hyperlink w:anchor="_Toc193385938" w:history="1">
+          <w:hyperlink w:anchor="_Toc233404475" w:history="1">
             <w:r>
               <w:rPr>
                 <w:rStyle w:val="Hyperlink"/>
-                <w:rFonts w:cs="Arial"/>
+                <w:bCs/>
                 <w:noProof/>
-                <w:szCs w:val="24"/>
-              </w:rPr>
-              <w:t>3.1.</w:t>
-            </w:r>
-            <w:r>
-              <w:rPr>
-                <w:rFonts w:eastAsiaTheme="minorEastAsia" w:cs="Arial"/>
+              </w:rPr>
+              <w:t>5.1.</w:t>
+            </w:r>
+            <w:r>
+              <w:rPr>
+                <w:rFonts w:asciiTheme="minorHAnsi" w:eastAsiaTheme="minorEastAsia" w:hAnsiTheme="minorHAnsi"/>
                 <w:noProof/>
                 <w:kern w:val="2"/>
                 <w:szCs w:val="24"/>
@@ -5958,71 +6225,55 @@
             <w:r>
               <w:rPr>
                 <w:rStyle w:val="Hyperlink"/>
-                <w:rFonts w:cs="Arial"/>
                 <w:noProof/>
-                <w:szCs w:val="24"/>
-              </w:rPr>
-              <w:t>Tipo de trabalho: Projeto Técnico</w:t>
-            </w:r>
-            <w:r>
-              <w:rPr>
-                <w:rFonts w:cs="Arial"/>
+              </w:rPr>
+              <w:t>Objetivo Geral:</w:t>
+            </w:r>
+            <w:r>
+              <w:rPr>
                 <w:noProof/>
                 <w:webHidden/>
-                <w:szCs w:val="24"/>
               </w:rPr>
               <w:tab/>
             </w:r>
             <w:r>
               <w:rPr>
-                <w:rFonts w:cs="Arial"/>
                 <w:noProof/>
                 <w:webHidden/>
-                <w:szCs w:val="24"/>
               </w:rPr>
               <w:fldChar w:fldCharType="begin"/>
             </w:r>
             <w:r>
               <w:rPr>
-                <w:rFonts w:cs="Arial"/>
                 <w:noProof/>
                 <w:webHidden/>
-                <w:szCs w:val="24"/>
-              </w:rPr>
-              <w:instrText xml:space="preserve"> PAGEREF _Toc193385938 \h </w:instrText>
-            </w:r>
-            <w:r>
-              <w:rPr>
-                <w:rFonts w:cs="Arial"/>
+              </w:rPr>
+              <w:instrText xml:space="preserve"> PAGEREF _Toc233404475 \h </w:instrText>
+            </w:r>
+            <w:r>
+              <w:rPr>
                 <w:noProof/>
                 <w:webHidden/>
-                <w:szCs w:val="24"/>
-              </w:rPr>
-            </w:r>
-            <w:r>
-              <w:rPr>
-                <w:rFonts w:cs="Arial"/>
+              </w:rPr>
+            </w:r>
+            <w:r>
+              <w:rPr>
                 <w:noProof/>
                 <w:webHidden/>
-                <w:szCs w:val="24"/>
               </w:rPr>
               <w:fldChar w:fldCharType="separate"/>
             </w:r>
             <w:r>
               <w:rPr>
-                <w:rFonts w:cs="Arial"/>
                 <w:noProof/>
                 <w:webHidden/>
-                <w:szCs w:val="24"/>
-              </w:rPr>
-              <w:t>16</w:t>
-            </w:r>
-            <w:r>
-              <w:rPr>
-                <w:rFonts w:cs="Arial"/>
+              </w:rPr>
+              <w:t>24</w:t>
+            </w:r>
+            <w:r>
+              <w:rPr>
                 <w:noProof/>
                 <w:webHidden/>
-                <w:szCs w:val="24"/>
               </w:rPr>
               <w:fldChar w:fldCharType="end"/>
             </w:r>
@@ -6036,7 +6287,7 @@
               <w:tab w:val="right" w:leader="dot" w:pos="9061"/>
             </w:tabs>
             <w:rPr>
-              <w:rFonts w:eastAsiaTheme="minorEastAsia" w:cs="Arial"/>
+              <w:rFonts w:asciiTheme="minorHAnsi" w:eastAsiaTheme="minorEastAsia" w:hAnsiTheme="minorHAnsi"/>
               <w:noProof/>
               <w:kern w:val="2"/>
               <w:szCs w:val="24"/>
@@ -6044,19 +6295,18 @@
               <w14:ligatures w14:val="standardContextual"/>
             </w:rPr>
           </w:pPr>
-          <w:hyperlink w:anchor="_Toc193385939" w:history="1">
+          <w:hyperlink w:anchor="_Toc233404476" w:history="1">
             <w:r>
               <w:rPr>
                 <w:rStyle w:val="Hyperlink"/>
-                <w:rFonts w:cs="Arial"/>
+                <w:bCs/>
                 <w:noProof/>
-                <w:szCs w:val="24"/>
-              </w:rPr>
-              <w:t>3.2.</w:t>
-            </w:r>
-            <w:r>
-              <w:rPr>
-                <w:rFonts w:eastAsiaTheme="minorEastAsia" w:cs="Arial"/>
+              </w:rPr>
+              <w:t>5.2.</w:t>
+            </w:r>
+            <w:r>
+              <w:rPr>
+                <w:rFonts w:asciiTheme="minorHAnsi" w:eastAsiaTheme="minorEastAsia" w:hAnsiTheme="minorHAnsi"/>
                 <w:noProof/>
                 <w:kern w:val="2"/>
                 <w:szCs w:val="24"/>
@@ -6068,71 +6318,364 @@
             <w:r>
               <w:rPr>
                 <w:rStyle w:val="Hyperlink"/>
-                <w:rFonts w:cs="Arial"/>
                 <w:noProof/>
-                <w:szCs w:val="24"/>
-              </w:rPr>
-              <w:t>Equipe Técnica e Qualificações</w:t>
-            </w:r>
-            <w:r>
-              <w:rPr>
-                <w:rFonts w:cs="Arial"/>
+              </w:rPr>
+              <w:t>Objetivos Específicos:</w:t>
+            </w:r>
+            <w:r>
+              <w:rPr>
                 <w:noProof/>
                 <w:webHidden/>
-                <w:szCs w:val="24"/>
               </w:rPr>
               <w:tab/>
             </w:r>
             <w:r>
               <w:rPr>
-                <w:rFonts w:cs="Arial"/>
                 <w:noProof/>
                 <w:webHidden/>
-                <w:szCs w:val="24"/>
               </w:rPr>
               <w:fldChar w:fldCharType="begin"/>
             </w:r>
             <w:r>
               <w:rPr>
-                <w:rFonts w:cs="Arial"/>
                 <w:noProof/>
                 <w:webHidden/>
-                <w:szCs w:val="24"/>
-              </w:rPr>
-              <w:instrText xml:space="preserve"> PAGEREF _Toc193385939 \h </w:instrText>
-            </w:r>
-            <w:r>
-              <w:rPr>
-                <w:rFonts w:cs="Arial"/>
+              </w:rPr>
+              <w:instrText xml:space="preserve"> PAGEREF _Toc233404476 \h </w:instrText>
+            </w:r>
+            <w:r>
+              <w:rPr>
                 <w:noProof/>
                 <w:webHidden/>
-                <w:szCs w:val="24"/>
-              </w:rPr>
-            </w:r>
-            <w:r>
-              <w:rPr>
-                <w:rFonts w:cs="Arial"/>
+              </w:rPr>
+            </w:r>
+            <w:r>
+              <w:rPr>
                 <w:noProof/>
                 <w:webHidden/>
-                <w:szCs w:val="24"/>
               </w:rPr>
               <w:fldChar w:fldCharType="separate"/>
             </w:r>
             <w:r>
               <w:rPr>
-                <w:rFonts w:cs="Arial"/>
                 <w:noProof/>
                 <w:webHidden/>
-                <w:szCs w:val="24"/>
-              </w:rPr>
-              <w:t>16</w:t>
-            </w:r>
-            <w:r>
-              <w:rPr>
-                <w:rFonts w:cs="Arial"/>
+              </w:rPr>
+              <w:t>24</w:t>
+            </w:r>
+            <w:r>
+              <w:rPr>
                 <w:noProof/>
                 <w:webHidden/>
-                <w:szCs w:val="24"/>
+              </w:rPr>
+              <w:fldChar w:fldCharType="end"/>
+            </w:r>
+          </w:hyperlink>
+        </w:p>
+        <w:p>
+          <w:pPr>
+            <w:pStyle w:val="Sumrio1"/>
+            <w:tabs>
+              <w:tab w:val="left" w:pos="480"/>
+              <w:tab w:val="right" w:leader="dot" w:pos="9061"/>
+            </w:tabs>
+            <w:rPr>
+              <w:rFonts w:asciiTheme="minorHAnsi" w:eastAsiaTheme="minorEastAsia" w:hAnsiTheme="minorHAnsi"/>
+              <w:noProof/>
+              <w:kern w:val="2"/>
+              <w:szCs w:val="24"/>
+              <w:lang w:eastAsia="pt-BR"/>
+              <w14:ligatures w14:val="standardContextual"/>
+            </w:rPr>
+          </w:pPr>
+          <w:hyperlink w:anchor="_Toc233404477" w:history="1">
+            <w:r>
+              <w:rPr>
+                <w:rStyle w:val="Hyperlink"/>
+                <w:rFonts w:cs="Arial"/>
+                <w:b/>
+                <w:bCs/>
+                <w:noProof/>
+              </w:rPr>
+              <w:t>6.</w:t>
+            </w:r>
+            <w:r>
+              <w:rPr>
+                <w:rFonts w:asciiTheme="minorHAnsi" w:eastAsiaTheme="minorEastAsia" w:hAnsiTheme="minorHAnsi"/>
+                <w:noProof/>
+                <w:kern w:val="2"/>
+                <w:szCs w:val="24"/>
+                <w:lang w:eastAsia="pt-BR"/>
+                <w14:ligatures w14:val="standardContextual"/>
+              </w:rPr>
+              <w:tab/>
+            </w:r>
+            <w:r>
+              <w:rPr>
+                <w:rStyle w:val="Hyperlink"/>
+                <w:rFonts w:cs="Arial"/>
+                <w:b/>
+                <w:noProof/>
+              </w:rPr>
+              <w:t>MATERIAIS E MÉ</w:t>
+            </w:r>
+            <w:r>
+              <w:rPr>
+                <w:rStyle w:val="Hyperlink"/>
+                <w:rFonts w:cs="Arial"/>
+                <w:b/>
+                <w:noProof/>
+              </w:rPr>
+              <w:t>T</w:t>
+            </w:r>
+            <w:r>
+              <w:rPr>
+                <w:rStyle w:val="Hyperlink"/>
+                <w:rFonts w:cs="Arial"/>
+                <w:b/>
+                <w:noProof/>
+              </w:rPr>
+              <w:t>ODOS</w:t>
+            </w:r>
+            <w:r>
+              <w:rPr>
+                <w:noProof/>
+                <w:webHidden/>
+              </w:rPr>
+              <w:tab/>
+            </w:r>
+            <w:r>
+              <w:rPr>
+                <w:noProof/>
+                <w:webHidden/>
+              </w:rPr>
+              <w:fldChar w:fldCharType="begin"/>
+            </w:r>
+            <w:r>
+              <w:rPr>
+                <w:noProof/>
+                <w:webHidden/>
+              </w:rPr>
+              <w:instrText xml:space="preserve"> PAGEREF _Toc233404477 \h </w:instrText>
+            </w:r>
+            <w:r>
+              <w:rPr>
+                <w:noProof/>
+                <w:webHidden/>
+              </w:rPr>
+            </w:r>
+            <w:r>
+              <w:rPr>
+                <w:noProof/>
+                <w:webHidden/>
+              </w:rPr>
+              <w:fldChar w:fldCharType="separate"/>
+            </w:r>
+            <w:r>
+              <w:rPr>
+                <w:noProof/>
+                <w:webHidden/>
+              </w:rPr>
+              <w:t>25</w:t>
+            </w:r>
+            <w:r>
+              <w:rPr>
+                <w:noProof/>
+                <w:webHidden/>
+              </w:rPr>
+              <w:fldChar w:fldCharType="end"/>
+            </w:r>
+          </w:hyperlink>
+        </w:p>
+        <w:p>
+          <w:pPr>
+            <w:pStyle w:val="Sumrio1"/>
+            <w:tabs>
+              <w:tab w:val="left" w:pos="480"/>
+              <w:tab w:val="right" w:leader="dot" w:pos="9061"/>
+            </w:tabs>
+            <w:rPr>
+              <w:rFonts w:asciiTheme="minorHAnsi" w:eastAsiaTheme="minorEastAsia" w:hAnsiTheme="minorHAnsi"/>
+              <w:noProof/>
+              <w:kern w:val="2"/>
+              <w:szCs w:val="24"/>
+              <w:lang w:eastAsia="pt-BR"/>
+              <w14:ligatures w14:val="standardContextual"/>
+            </w:rPr>
+          </w:pPr>
+          <w:hyperlink w:anchor="_Toc233404478" w:history="1">
+            <w:r>
+              <w:rPr>
+                <w:rStyle w:val="Hyperlink"/>
+                <w:rFonts w:cs="Arial"/>
+                <w:b/>
+                <w:bCs/>
+                <w:noProof/>
+              </w:rPr>
+              <w:t>7.</w:t>
+            </w:r>
+            <w:r>
+              <w:rPr>
+                <w:rFonts w:asciiTheme="minorHAnsi" w:eastAsiaTheme="minorEastAsia" w:hAnsiTheme="minorHAnsi"/>
+                <w:noProof/>
+                <w:kern w:val="2"/>
+                <w:szCs w:val="24"/>
+                <w:lang w:eastAsia="pt-BR"/>
+                <w14:ligatures w14:val="standardContextual"/>
+              </w:rPr>
+              <w:tab/>
+            </w:r>
+            <w:r>
+              <w:rPr>
+                <w:rStyle w:val="Hyperlink"/>
+                <w:rFonts w:cs="Arial"/>
+                <w:b/>
+                <w:noProof/>
+              </w:rPr>
+              <w:t>ORÇAMENTO OU MEMORIAL DE CÁLCULO</w:t>
+            </w:r>
+            <w:r>
+              <w:rPr>
+                <w:noProof/>
+                <w:webHidden/>
+              </w:rPr>
+              <w:tab/>
+            </w:r>
+            <w:r>
+              <w:rPr>
+                <w:noProof/>
+                <w:webHidden/>
+              </w:rPr>
+              <w:fldChar w:fldCharType="begin"/>
+            </w:r>
+            <w:r>
+              <w:rPr>
+                <w:noProof/>
+                <w:webHidden/>
+              </w:rPr>
+              <w:instrText xml:space="preserve"> PAGEREF _Toc233404478 \h </w:instrText>
+            </w:r>
+            <w:r>
+              <w:rPr>
+                <w:noProof/>
+                <w:webHidden/>
+              </w:rPr>
+            </w:r>
+            <w:r>
+              <w:rPr>
+                <w:noProof/>
+                <w:webHidden/>
+              </w:rPr>
+              <w:fldChar w:fldCharType="separate"/>
+            </w:r>
+            <w:r>
+              <w:rPr>
+                <w:noProof/>
+                <w:webHidden/>
+              </w:rPr>
+              <w:t>27</w:t>
+            </w:r>
+            <w:r>
+              <w:rPr>
+                <w:noProof/>
+                <w:webHidden/>
+              </w:rPr>
+              <w:fldChar w:fldCharType="end"/>
+            </w:r>
+          </w:hyperlink>
+        </w:p>
+        <w:p>
+          <w:pPr>
+            <w:pStyle w:val="Sumrio1"/>
+            <w:tabs>
+              <w:tab w:val="left" w:pos="480"/>
+              <w:tab w:val="right" w:leader="dot" w:pos="9061"/>
+            </w:tabs>
+            <w:rPr>
+              <w:rFonts w:asciiTheme="minorHAnsi" w:eastAsiaTheme="minorEastAsia" w:hAnsiTheme="minorHAnsi"/>
+              <w:noProof/>
+              <w:kern w:val="2"/>
+              <w:szCs w:val="24"/>
+              <w:lang w:eastAsia="pt-BR"/>
+              <w14:ligatures w14:val="standardContextual"/>
+            </w:rPr>
+          </w:pPr>
+          <w:hyperlink w:anchor="_Toc233404479" w:history="1">
+            <w:r>
+              <w:rPr>
+                <w:rStyle w:val="Hyperlink"/>
+                <w:rFonts w:cs="Arial"/>
+                <w:b/>
+                <w:bCs/>
+                <w:noProof/>
+              </w:rPr>
+              <w:t>8.</w:t>
+            </w:r>
+            <w:r>
+              <w:rPr>
+                <w:rFonts w:asciiTheme="minorHAnsi" w:eastAsiaTheme="minorEastAsia" w:hAnsiTheme="minorHAnsi"/>
+                <w:noProof/>
+                <w:kern w:val="2"/>
+                <w:szCs w:val="24"/>
+                <w:lang w:eastAsia="pt-BR"/>
+                <w14:ligatures w14:val="standardContextual"/>
+              </w:rPr>
+              <w:tab/>
+            </w:r>
+            <w:r>
+              <w:rPr>
+                <w:rStyle w:val="Hyperlink"/>
+                <w:rFonts w:cs="Arial"/>
+                <w:b/>
+                <w:noProof/>
+              </w:rPr>
+              <w:t>MONITORAMENTO OU AVALIAÇÃO</w:t>
+            </w:r>
+            <w:r>
+              <w:rPr>
+                <w:noProof/>
+                <w:webHidden/>
+              </w:rPr>
+              <w:tab/>
+            </w:r>
+            <w:r>
+              <w:rPr>
+                <w:noProof/>
+                <w:webHidden/>
+              </w:rPr>
+              <w:fldChar w:fldCharType="begin"/>
+            </w:r>
+            <w:r>
+              <w:rPr>
+                <w:noProof/>
+                <w:webHidden/>
+              </w:rPr>
+              <w:instrText xml:space="preserve"> PAGEREF _Toc233404479 \h </w:instrText>
+            </w:r>
+            <w:r>
+              <w:rPr>
+                <w:noProof/>
+                <w:webHidden/>
+              </w:rPr>
+            </w:r>
+            <w:r>
+              <w:rPr>
+                <w:noProof/>
+                <w:webHidden/>
+              </w:rPr>
+              <w:fldChar w:fldCharType="separate"/>
+            </w:r>
+            <w:r>
+              <w:rPr>
+                <w:noProof/>
+                <w:webHidden/>
+              </w:rPr>
+              <w:t>28</w:t>
+            </w:r>
+            <w:r>
+              <w:rPr>
+                <w:noProof/>
+                <w:webHidden/>
               </w:rPr>
               <w:fldChar w:fldCharType="end"/>
             </w:r>
@@ -6146,7 +6689,7 @@
               <w:tab w:val="right" w:leader="dot" w:pos="9061"/>
             </w:tabs>
             <w:rPr>
-              <w:rFonts w:eastAsiaTheme="minorEastAsia" w:cs="Arial"/>
+              <w:rFonts w:asciiTheme="minorHAnsi" w:eastAsiaTheme="minorEastAsia" w:hAnsiTheme="minorHAnsi"/>
               <w:noProof/>
               <w:kern w:val="2"/>
               <w:szCs w:val="24"/>
@@ -6154,19 +6697,20 @@
               <w14:ligatures w14:val="standardContextual"/>
             </w:rPr>
           </w:pPr>
-          <w:hyperlink w:anchor="_Toc193385940" w:history="1">
+          <w:hyperlink w:anchor="_Toc233404480" w:history="1">
             <w:r>
               <w:rPr>
                 <w:rStyle w:val="Hyperlink"/>
                 <w:rFonts w:cs="Arial"/>
+                <w:b/>
+                <w:bCs/>
                 <w:noProof/>
-                <w:szCs w:val="24"/>
-              </w:rPr>
-              <w:t>3.3.</w:t>
-            </w:r>
-            <w:r>
-              <w:rPr>
-                <w:rFonts w:eastAsiaTheme="minorEastAsia" w:cs="Arial"/>
+              </w:rPr>
+              <w:t>8.1.</w:t>
+            </w:r>
+            <w:r>
+              <w:rPr>
+                <w:rFonts w:asciiTheme="minorHAnsi" w:eastAsiaTheme="minorEastAsia" w:hAnsiTheme="minorHAnsi"/>
                 <w:noProof/>
                 <w:kern w:val="2"/>
                 <w:szCs w:val="24"/>
@@ -6179,70 +6723,620 @@
               <w:rPr>
                 <w:rStyle w:val="Hyperlink"/>
                 <w:rFonts w:cs="Arial"/>
+                <w:b/>
+                <w:bCs/>
                 <w:noProof/>
-                <w:szCs w:val="24"/>
-              </w:rPr>
-              <w:t>Análise do Sistema</w:t>
-            </w:r>
-            <w:r>
-              <w:rPr>
-                <w:rFonts w:cs="Arial"/>
+              </w:rPr>
+              <w:t>Modelo Entidade Relacionamento (MER)</w:t>
+            </w:r>
+            <w:r>
+              <w:rPr>
                 <w:noProof/>
                 <w:webHidden/>
-                <w:szCs w:val="24"/>
               </w:rPr>
               <w:tab/>
             </w:r>
             <w:r>
               <w:rPr>
-                <w:rFonts w:cs="Arial"/>
                 <w:noProof/>
                 <w:webHidden/>
-                <w:szCs w:val="24"/>
               </w:rPr>
               <w:fldChar w:fldCharType="begin"/>
             </w:r>
             <w:r>
               <w:rPr>
-                <w:rFonts w:cs="Arial"/>
                 <w:noProof/>
                 <w:webHidden/>
-                <w:szCs w:val="24"/>
-              </w:rPr>
-              <w:instrText xml:space="preserve"> PAGEREF _Toc193385940 \h </w:instrText>
-            </w:r>
-            <w:r>
-              <w:rPr>
-                <w:rFonts w:cs="Arial"/>
+              </w:rPr>
+              <w:instrText xml:space="preserve"> PAGEREF _Toc233404480 \h </w:instrText>
+            </w:r>
+            <w:r>
+              <w:rPr>
                 <w:noProof/>
                 <w:webHidden/>
-                <w:szCs w:val="24"/>
-              </w:rPr>
-            </w:r>
-            <w:r>
-              <w:rPr>
-                <w:rFonts w:cs="Arial"/>
+              </w:rPr>
+            </w:r>
+            <w:r>
+              <w:rPr>
                 <w:noProof/>
                 <w:webHidden/>
-                <w:szCs w:val="24"/>
               </w:rPr>
               <w:fldChar w:fldCharType="separate"/>
             </w:r>
             <w:r>
               <w:rPr>
-                <w:rFonts w:cs="Arial"/>
                 <w:noProof/>
                 <w:webHidden/>
-                <w:szCs w:val="24"/>
-              </w:rPr>
-              <w:t>17</w:t>
-            </w:r>
-            <w:r>
-              <w:rPr>
-                <w:rFonts w:cs="Arial"/>
+              </w:rPr>
+              <w:t>28</w:t>
+            </w:r>
+            <w:r>
+              <w:rPr>
                 <w:noProof/>
                 <w:webHidden/>
-                <w:szCs w:val="24"/>
+              </w:rPr>
+              <w:fldChar w:fldCharType="end"/>
+            </w:r>
+          </w:hyperlink>
+        </w:p>
+        <w:p>
+          <w:pPr>
+            <w:pStyle w:val="Sumrio2"/>
+            <w:tabs>
+              <w:tab w:val="left" w:pos="960"/>
+              <w:tab w:val="right" w:leader="dot" w:pos="9061"/>
+            </w:tabs>
+            <w:rPr>
+              <w:rFonts w:asciiTheme="minorHAnsi" w:eastAsiaTheme="minorEastAsia" w:hAnsiTheme="minorHAnsi"/>
+              <w:noProof/>
+              <w:kern w:val="2"/>
+              <w:szCs w:val="24"/>
+              <w:lang w:eastAsia="pt-BR"/>
+              <w14:ligatures w14:val="standardContextual"/>
+            </w:rPr>
+          </w:pPr>
+          <w:hyperlink w:anchor="_Toc233404481" w:history="1">
+            <w:r>
+              <w:rPr>
+                <w:rStyle w:val="Hyperlink"/>
+                <w:b/>
+                <w:bCs/>
+                <w:noProof/>
+              </w:rPr>
+              <w:t>8.2.</w:t>
+            </w:r>
+            <w:r>
+              <w:rPr>
+                <w:rFonts w:asciiTheme="minorHAnsi" w:eastAsiaTheme="minorEastAsia" w:hAnsiTheme="minorHAnsi"/>
+                <w:noProof/>
+                <w:kern w:val="2"/>
+                <w:szCs w:val="24"/>
+                <w:lang w:eastAsia="pt-BR"/>
+                <w14:ligatures w14:val="standardContextual"/>
+              </w:rPr>
+              <w:tab/>
+            </w:r>
+            <w:r>
+              <w:rPr>
+                <w:rStyle w:val="Hyperlink"/>
+                <w:rFonts w:cs="Arial"/>
+                <w:b/>
+                <w:bCs/>
+                <w:noProof/>
+              </w:rPr>
+              <w:t>Dicionário de dados (DD)</w:t>
+            </w:r>
+            <w:r>
+              <w:rPr>
+                <w:noProof/>
+                <w:webHidden/>
+              </w:rPr>
+              <w:tab/>
+            </w:r>
+            <w:r>
+              <w:rPr>
+                <w:noProof/>
+                <w:webHidden/>
+              </w:rPr>
+              <w:fldChar w:fldCharType="begin"/>
+            </w:r>
+            <w:r>
+              <w:rPr>
+                <w:noProof/>
+                <w:webHidden/>
+              </w:rPr>
+              <w:instrText xml:space="preserve"> PAGEREF _Toc233404481 \h </w:instrText>
+            </w:r>
+            <w:r>
+              <w:rPr>
+                <w:noProof/>
+                <w:webHidden/>
+              </w:rPr>
+            </w:r>
+            <w:r>
+              <w:rPr>
+                <w:noProof/>
+                <w:webHidden/>
+              </w:rPr>
+              <w:fldChar w:fldCharType="separate"/>
+            </w:r>
+            <w:r>
+              <w:rPr>
+                <w:noProof/>
+                <w:webHidden/>
+              </w:rPr>
+              <w:t>29</w:t>
+            </w:r>
+            <w:r>
+              <w:rPr>
+                <w:noProof/>
+                <w:webHidden/>
+              </w:rPr>
+              <w:fldChar w:fldCharType="end"/>
+            </w:r>
+          </w:hyperlink>
+        </w:p>
+        <w:p>
+          <w:pPr>
+            <w:pStyle w:val="Sumrio2"/>
+            <w:tabs>
+              <w:tab w:val="left" w:pos="960"/>
+              <w:tab w:val="right" w:leader="dot" w:pos="9061"/>
+            </w:tabs>
+            <w:rPr>
+              <w:rFonts w:asciiTheme="minorHAnsi" w:eastAsiaTheme="minorEastAsia" w:hAnsiTheme="minorHAnsi"/>
+              <w:noProof/>
+              <w:kern w:val="2"/>
+              <w:szCs w:val="24"/>
+              <w:lang w:eastAsia="pt-BR"/>
+              <w14:ligatures w14:val="standardContextual"/>
+            </w:rPr>
+          </w:pPr>
+          <w:hyperlink w:anchor="_Toc233404482" w:history="1">
+            <w:r>
+              <w:rPr>
+                <w:rStyle w:val="Hyperlink"/>
+                <w:b/>
+                <w:bCs/>
+                <w:noProof/>
+              </w:rPr>
+              <w:t>8.3.</w:t>
+            </w:r>
+            <w:r>
+              <w:rPr>
+                <w:rFonts w:asciiTheme="minorHAnsi" w:eastAsiaTheme="minorEastAsia" w:hAnsiTheme="minorHAnsi"/>
+                <w:noProof/>
+                <w:kern w:val="2"/>
+                <w:szCs w:val="24"/>
+                <w:lang w:eastAsia="pt-BR"/>
+                <w14:ligatures w14:val="standardContextual"/>
+              </w:rPr>
+              <w:tab/>
+            </w:r>
+            <w:r>
+              <w:rPr>
+                <w:rStyle w:val="Hyperlink"/>
+                <w:rFonts w:cs="Arial"/>
+                <w:b/>
+                <w:bCs/>
+                <w:noProof/>
+              </w:rPr>
+              <w:t>Diagrama de Fluxo de Dados (DFD)</w:t>
+            </w:r>
+            <w:r>
+              <w:rPr>
+                <w:noProof/>
+                <w:webHidden/>
+              </w:rPr>
+              <w:tab/>
+            </w:r>
+            <w:r>
+              <w:rPr>
+                <w:noProof/>
+                <w:webHidden/>
+              </w:rPr>
+              <w:fldChar w:fldCharType="begin"/>
+            </w:r>
+            <w:r>
+              <w:rPr>
+                <w:noProof/>
+                <w:webHidden/>
+              </w:rPr>
+              <w:instrText xml:space="preserve"> PAGEREF _Toc233404482 \h </w:instrText>
+            </w:r>
+            <w:r>
+              <w:rPr>
+                <w:noProof/>
+                <w:webHidden/>
+              </w:rPr>
+            </w:r>
+            <w:r>
+              <w:rPr>
+                <w:noProof/>
+                <w:webHidden/>
+              </w:rPr>
+              <w:fldChar w:fldCharType="separate"/>
+            </w:r>
+            <w:r>
+              <w:rPr>
+                <w:noProof/>
+                <w:webHidden/>
+              </w:rPr>
+              <w:t>35</w:t>
+            </w:r>
+            <w:r>
+              <w:rPr>
+                <w:noProof/>
+                <w:webHidden/>
+              </w:rPr>
+              <w:fldChar w:fldCharType="end"/>
+            </w:r>
+          </w:hyperlink>
+        </w:p>
+        <w:p>
+          <w:pPr>
+            <w:pStyle w:val="Sumrio2"/>
+            <w:tabs>
+              <w:tab w:val="right" w:leader="dot" w:pos="9061"/>
+            </w:tabs>
+            <w:rPr>
+              <w:rFonts w:asciiTheme="minorHAnsi" w:eastAsiaTheme="minorEastAsia" w:hAnsiTheme="minorHAnsi"/>
+              <w:noProof/>
+              <w:kern w:val="2"/>
+              <w:szCs w:val="24"/>
+              <w:lang w:eastAsia="pt-BR"/>
+              <w14:ligatures w14:val="standardContextual"/>
+            </w:rPr>
+          </w:pPr>
+          <w:hyperlink w:anchor="_Toc233404483" w:history="1">
+            <w:r>
+              <w:rPr>
+                <w:rStyle w:val="Hyperlink"/>
+                <w:b/>
+                <w:bCs/>
+                <w:noProof/>
+              </w:rPr>
+              <w:t>Figura 2 - Diagrama de Fluxo</w:t>
+            </w:r>
+            <w:r>
+              <w:rPr>
+                <w:noProof/>
+                <w:webHidden/>
+              </w:rPr>
+              <w:tab/>
+            </w:r>
+            <w:r>
+              <w:rPr>
+                <w:noProof/>
+                <w:webHidden/>
+              </w:rPr>
+              <w:fldChar w:fldCharType="begin"/>
+            </w:r>
+            <w:r>
+              <w:rPr>
+                <w:noProof/>
+                <w:webHidden/>
+              </w:rPr>
+              <w:instrText xml:space="preserve"> PAGEREF _Toc233404483 \h </w:instrText>
+            </w:r>
+            <w:r>
+              <w:rPr>
+                <w:noProof/>
+                <w:webHidden/>
+              </w:rPr>
+            </w:r>
+            <w:r>
+              <w:rPr>
+                <w:noProof/>
+                <w:webHidden/>
+              </w:rPr>
+              <w:fldChar w:fldCharType="separate"/>
+            </w:r>
+            <w:r>
+              <w:rPr>
+                <w:noProof/>
+                <w:webHidden/>
+              </w:rPr>
+              <w:t>35</w:t>
+            </w:r>
+            <w:r>
+              <w:rPr>
+                <w:noProof/>
+                <w:webHidden/>
+              </w:rPr>
+              <w:fldChar w:fldCharType="end"/>
+            </w:r>
+          </w:hyperlink>
+        </w:p>
+        <w:p>
+          <w:pPr>
+            <w:pStyle w:val="Sumrio2"/>
+            <w:tabs>
+              <w:tab w:val="left" w:pos="960"/>
+              <w:tab w:val="right" w:leader="dot" w:pos="9061"/>
+            </w:tabs>
+            <w:rPr>
+              <w:rFonts w:asciiTheme="minorHAnsi" w:eastAsiaTheme="minorEastAsia" w:hAnsiTheme="minorHAnsi"/>
+              <w:noProof/>
+              <w:kern w:val="2"/>
+              <w:szCs w:val="24"/>
+              <w:lang w:eastAsia="pt-BR"/>
+              <w14:ligatures w14:val="standardContextual"/>
+            </w:rPr>
+          </w:pPr>
+          <w:hyperlink w:anchor="_Toc233404484" w:history="1">
+            <w:r>
+              <w:rPr>
+                <w:rStyle w:val="Hyperlink"/>
+                <w:rFonts w:cs="Arial"/>
+                <w:b/>
+                <w:bCs/>
+                <w:noProof/>
+              </w:rPr>
+              <w:t>8.4.</w:t>
+            </w:r>
+            <w:r>
+              <w:rPr>
+                <w:rFonts w:asciiTheme="minorHAnsi" w:eastAsiaTheme="minorEastAsia" w:hAnsiTheme="minorHAnsi"/>
+                <w:noProof/>
+                <w:kern w:val="2"/>
+                <w:szCs w:val="24"/>
+                <w:lang w:eastAsia="pt-BR"/>
+                <w14:ligatures w14:val="standardContextual"/>
+              </w:rPr>
+              <w:tab/>
+            </w:r>
+            <w:r>
+              <w:rPr>
+                <w:rStyle w:val="Hyperlink"/>
+                <w:rFonts w:cs="Arial"/>
+                <w:b/>
+                <w:bCs/>
+                <w:noProof/>
+              </w:rPr>
+              <w:t>Projeto desenvolvido</w:t>
+            </w:r>
+            <w:r>
+              <w:rPr>
+                <w:noProof/>
+                <w:webHidden/>
+              </w:rPr>
+              <w:tab/>
+            </w:r>
+            <w:r>
+              <w:rPr>
+                <w:noProof/>
+                <w:webHidden/>
+              </w:rPr>
+              <w:fldChar w:fldCharType="begin"/>
+            </w:r>
+            <w:r>
+              <w:rPr>
+                <w:noProof/>
+                <w:webHidden/>
+              </w:rPr>
+              <w:instrText xml:space="preserve"> PAGEREF _Toc233404484 \h </w:instrText>
+            </w:r>
+            <w:r>
+              <w:rPr>
+                <w:noProof/>
+                <w:webHidden/>
+              </w:rPr>
+            </w:r>
+            <w:r>
+              <w:rPr>
+                <w:noProof/>
+                <w:webHidden/>
+              </w:rPr>
+              <w:fldChar w:fldCharType="separate"/>
+            </w:r>
+            <w:r>
+              <w:rPr>
+                <w:noProof/>
+                <w:webHidden/>
+              </w:rPr>
+              <w:t>36</w:t>
+            </w:r>
+            <w:r>
+              <w:rPr>
+                <w:noProof/>
+                <w:webHidden/>
+              </w:rPr>
+              <w:fldChar w:fldCharType="end"/>
+            </w:r>
+          </w:hyperlink>
+        </w:p>
+        <w:p>
+          <w:pPr>
+            <w:pStyle w:val="Sumrio2"/>
+            <w:tabs>
+              <w:tab w:val="left" w:pos="960"/>
+              <w:tab w:val="right" w:leader="dot" w:pos="9061"/>
+            </w:tabs>
+            <w:rPr>
+              <w:rFonts w:asciiTheme="minorHAnsi" w:eastAsiaTheme="minorEastAsia" w:hAnsiTheme="minorHAnsi"/>
+              <w:noProof/>
+              <w:kern w:val="2"/>
+              <w:szCs w:val="24"/>
+              <w:lang w:eastAsia="pt-BR"/>
+              <w14:ligatures w14:val="standardContextual"/>
+            </w:rPr>
+          </w:pPr>
+          <w:hyperlink w:anchor="_Toc233404485" w:history="1">
+            <w:r>
+              <w:rPr>
+                <w:rStyle w:val="Hyperlink"/>
+                <w:rFonts w:cs="Arial"/>
+                <w:b/>
+                <w:bCs/>
+                <w:noProof/>
+              </w:rPr>
+              <w:t>8.5.</w:t>
+            </w:r>
+            <w:r>
+              <w:rPr>
+                <w:rFonts w:asciiTheme="minorHAnsi" w:eastAsiaTheme="minorEastAsia" w:hAnsiTheme="minorHAnsi"/>
+                <w:noProof/>
+                <w:kern w:val="2"/>
+                <w:szCs w:val="24"/>
+                <w:lang w:eastAsia="pt-BR"/>
+                <w14:ligatures w14:val="standardContextual"/>
+              </w:rPr>
+              <w:tab/>
+            </w:r>
+            <w:r>
+              <w:rPr>
+                <w:rStyle w:val="Hyperlink"/>
+                <w:rFonts w:cs="Arial"/>
+                <w:b/>
+                <w:bCs/>
+                <w:noProof/>
+              </w:rPr>
+              <w:t>Política de Privacidade</w:t>
+            </w:r>
+            <w:r>
+              <w:rPr>
+                <w:noProof/>
+                <w:webHidden/>
+              </w:rPr>
+              <w:tab/>
+            </w:r>
+            <w:r>
+              <w:rPr>
+                <w:noProof/>
+                <w:webHidden/>
+              </w:rPr>
+              <w:fldChar w:fldCharType="begin"/>
+            </w:r>
+            <w:r>
+              <w:rPr>
+                <w:noProof/>
+                <w:webHidden/>
+              </w:rPr>
+              <w:instrText xml:space="preserve"> PAGEREF _Toc233404485 \h </w:instrText>
+            </w:r>
+            <w:r>
+              <w:rPr>
+                <w:noProof/>
+                <w:webHidden/>
+              </w:rPr>
+            </w:r>
+            <w:r>
+              <w:rPr>
+                <w:noProof/>
+                <w:webHidden/>
+              </w:rPr>
+              <w:fldChar w:fldCharType="separate"/>
+            </w:r>
+            <w:r>
+              <w:rPr>
+                <w:noProof/>
+                <w:webHidden/>
+              </w:rPr>
+              <w:t>40</w:t>
+            </w:r>
+            <w:r>
+              <w:rPr>
+                <w:noProof/>
+                <w:webHidden/>
+              </w:rPr>
+              <w:fldChar w:fldCharType="end"/>
+            </w:r>
+          </w:hyperlink>
+        </w:p>
+        <w:p>
+          <w:pPr>
+            <w:pStyle w:val="Sumrio2"/>
+            <w:tabs>
+              <w:tab w:val="left" w:pos="960"/>
+              <w:tab w:val="right" w:leader="dot" w:pos="9061"/>
+            </w:tabs>
+            <w:rPr>
+              <w:rFonts w:asciiTheme="minorHAnsi" w:eastAsiaTheme="minorEastAsia" w:hAnsiTheme="minorHAnsi"/>
+              <w:noProof/>
+              <w:kern w:val="2"/>
+              <w:szCs w:val="24"/>
+              <w:lang w:eastAsia="pt-BR"/>
+              <w14:ligatures w14:val="standardContextual"/>
+            </w:rPr>
+          </w:pPr>
+          <w:hyperlink w:anchor="_Toc233404486" w:history="1">
+            <w:r>
+              <w:rPr>
+                <w:rStyle w:val="Hyperlink"/>
+                <w:rFonts w:cs="Arial"/>
+                <w:b/>
+                <w:bCs/>
+                <w:noProof/>
+              </w:rPr>
+              <w:t>8.6.</w:t>
+            </w:r>
+            <w:r>
+              <w:rPr>
+                <w:rFonts w:asciiTheme="minorHAnsi" w:eastAsiaTheme="minorEastAsia" w:hAnsiTheme="minorHAnsi"/>
+                <w:noProof/>
+                <w:kern w:val="2"/>
+                <w:szCs w:val="24"/>
+                <w:lang w:eastAsia="pt-BR"/>
+                <w14:ligatures w14:val="standardContextual"/>
+              </w:rPr>
+              <w:tab/>
+            </w:r>
+            <w:r>
+              <w:rPr>
+                <w:rStyle w:val="Hyperlink"/>
+                <w:rFonts w:cs="Arial"/>
+                <w:b/>
+                <w:bCs/>
+                <w:noProof/>
+              </w:rPr>
+              <w:t>Termos de Uso</w:t>
+            </w:r>
+            <w:r>
+              <w:rPr>
+                <w:noProof/>
+                <w:webHidden/>
+              </w:rPr>
+              <w:tab/>
+            </w:r>
+            <w:r>
+              <w:rPr>
+                <w:noProof/>
+                <w:webHidden/>
+              </w:rPr>
+              <w:fldChar w:fldCharType="begin"/>
+            </w:r>
+            <w:r>
+              <w:rPr>
+                <w:noProof/>
+                <w:webHidden/>
+              </w:rPr>
+              <w:instrText xml:space="preserve"> PAGEREF _Toc233404486 \h </w:instrText>
+            </w:r>
+            <w:r>
+              <w:rPr>
+                <w:noProof/>
+                <w:webHidden/>
+              </w:rPr>
+            </w:r>
+            <w:r>
+              <w:rPr>
+                <w:noProof/>
+                <w:webHidden/>
+              </w:rPr>
+              <w:fldChar w:fldCharType="separate"/>
+            </w:r>
+            <w:r>
+              <w:rPr>
+                <w:noProof/>
+                <w:webHidden/>
+              </w:rPr>
+              <w:t>43</w:t>
+            </w:r>
+            <w:r>
+              <w:rPr>
+                <w:noProof/>
+                <w:webHidden/>
               </w:rPr>
               <w:fldChar w:fldCharType="end"/>
             </w:r>
@@ -6256,7 +7350,7 @@
               <w:tab w:val="right" w:leader="dot" w:pos="9061"/>
             </w:tabs>
             <w:rPr>
-              <w:rFonts w:eastAsiaTheme="minorEastAsia" w:cs="Arial"/>
+              <w:rFonts w:asciiTheme="minorHAnsi" w:eastAsiaTheme="minorEastAsia" w:hAnsiTheme="minorHAnsi"/>
               <w:noProof/>
               <w:kern w:val="2"/>
               <w:szCs w:val="24"/>
@@ -6264,567 +7358,7 @@
               <w14:ligatures w14:val="standardContextual"/>
             </w:rPr>
           </w:pPr>
-          <w:hyperlink w:anchor="_Toc193385941" w:history="1">
-            <w:r>
-              <w:rPr>
-                <w:rStyle w:val="Hyperlink"/>
-                <w:rFonts w:cs="Arial"/>
-                <w:b/>
-                <w:noProof/>
-                <w:szCs w:val="24"/>
-              </w:rPr>
-              <w:t>4.</w:t>
-            </w:r>
-            <w:r>
-              <w:rPr>
-                <w:rFonts w:eastAsiaTheme="minorEastAsia" w:cs="Arial"/>
-                <w:noProof/>
-                <w:kern w:val="2"/>
-                <w:szCs w:val="24"/>
-                <w:lang w:eastAsia="pt-BR"/>
-                <w14:ligatures w14:val="standardContextual"/>
-              </w:rPr>
-              <w:tab/>
-            </w:r>
-            <w:r>
-              <w:rPr>
-                <w:rStyle w:val="Hyperlink"/>
-                <w:rFonts w:cs="Arial"/>
-                <w:b/>
-                <w:noProof/>
-                <w:szCs w:val="24"/>
-              </w:rPr>
-              <w:t>CRONOGRAMA DAS ATIVIDADES/METAS</w:t>
-            </w:r>
-            <w:r>
-              <w:rPr>
-                <w:rFonts w:cs="Arial"/>
-                <w:noProof/>
-                <w:webHidden/>
-                <w:szCs w:val="24"/>
-              </w:rPr>
-              <w:tab/>
-            </w:r>
-            <w:r>
-              <w:rPr>
-                <w:rFonts w:cs="Arial"/>
-                <w:noProof/>
-                <w:webHidden/>
-                <w:szCs w:val="24"/>
-              </w:rPr>
-              <w:fldChar w:fldCharType="begin"/>
-            </w:r>
-            <w:r>
-              <w:rPr>
-                <w:rFonts w:cs="Arial"/>
-                <w:noProof/>
-                <w:webHidden/>
-                <w:szCs w:val="24"/>
-              </w:rPr>
-              <w:instrText xml:space="preserve"> PAGEREF _Toc193385941 \h </w:instrText>
-            </w:r>
-            <w:r>
-              <w:rPr>
-                <w:rFonts w:cs="Arial"/>
-                <w:noProof/>
-                <w:webHidden/>
-                <w:szCs w:val="24"/>
-              </w:rPr>
-            </w:r>
-            <w:r>
-              <w:rPr>
-                <w:rFonts w:cs="Arial"/>
-                <w:noProof/>
-                <w:webHidden/>
-                <w:szCs w:val="24"/>
-              </w:rPr>
-              <w:fldChar w:fldCharType="separate"/>
-            </w:r>
-            <w:r>
-              <w:rPr>
-                <w:rFonts w:cs="Arial"/>
-                <w:noProof/>
-                <w:webHidden/>
-                <w:szCs w:val="24"/>
-              </w:rPr>
-              <w:t>18</w:t>
-            </w:r>
-            <w:r>
-              <w:rPr>
-                <w:rFonts w:cs="Arial"/>
-                <w:noProof/>
-                <w:webHidden/>
-                <w:szCs w:val="24"/>
-              </w:rPr>
-              <w:fldChar w:fldCharType="end"/>
-            </w:r>
-          </w:hyperlink>
-        </w:p>
-        <w:p>
-          <w:pPr>
-            <w:pStyle w:val="Sumrio1"/>
-            <w:tabs>
-              <w:tab w:val="left" w:pos="480"/>
-              <w:tab w:val="right" w:leader="dot" w:pos="9061"/>
-            </w:tabs>
-            <w:rPr>
-              <w:rFonts w:eastAsiaTheme="minorEastAsia" w:cs="Arial"/>
-              <w:noProof/>
-              <w:kern w:val="2"/>
-              <w:szCs w:val="24"/>
-              <w:lang w:eastAsia="pt-BR"/>
-              <w14:ligatures w14:val="standardContextual"/>
-            </w:rPr>
-          </w:pPr>
-          <w:hyperlink w:anchor="_Toc193385942" w:history="1">
-            <w:r>
-              <w:rPr>
-                <w:rStyle w:val="Hyperlink"/>
-                <w:rFonts w:cs="Arial"/>
-                <w:b/>
-                <w:noProof/>
-                <w:szCs w:val="24"/>
-              </w:rPr>
-              <w:t>5.</w:t>
-            </w:r>
-            <w:r>
-              <w:rPr>
-                <w:rFonts w:eastAsiaTheme="minorEastAsia" w:cs="Arial"/>
-                <w:noProof/>
-                <w:kern w:val="2"/>
-                <w:szCs w:val="24"/>
-                <w:lang w:eastAsia="pt-BR"/>
-                <w14:ligatures w14:val="standardContextual"/>
-              </w:rPr>
-              <w:tab/>
-            </w:r>
-            <w:r>
-              <w:rPr>
-                <w:rStyle w:val="Hyperlink"/>
-                <w:rFonts w:cs="Arial"/>
-                <w:b/>
-                <w:noProof/>
-                <w:szCs w:val="24"/>
-              </w:rPr>
-              <w:t>OBJETIVOS</w:t>
-            </w:r>
-            <w:r>
-              <w:rPr>
-                <w:rFonts w:cs="Arial"/>
-                <w:noProof/>
-                <w:webHidden/>
-                <w:szCs w:val="24"/>
-              </w:rPr>
-              <w:tab/>
-            </w:r>
-            <w:r>
-              <w:rPr>
-                <w:rFonts w:cs="Arial"/>
-                <w:noProof/>
-                <w:webHidden/>
-                <w:szCs w:val="24"/>
-              </w:rPr>
-              <w:fldChar w:fldCharType="begin"/>
-            </w:r>
-            <w:r>
-              <w:rPr>
-                <w:rFonts w:cs="Arial"/>
-                <w:noProof/>
-                <w:webHidden/>
-                <w:szCs w:val="24"/>
-              </w:rPr>
-              <w:instrText xml:space="preserve"> PAGEREF _Toc193385942 \h </w:instrText>
-            </w:r>
-            <w:r>
-              <w:rPr>
-                <w:rFonts w:cs="Arial"/>
-                <w:noProof/>
-                <w:webHidden/>
-                <w:szCs w:val="24"/>
-              </w:rPr>
-            </w:r>
-            <w:r>
-              <w:rPr>
-                <w:rFonts w:cs="Arial"/>
-                <w:noProof/>
-                <w:webHidden/>
-                <w:szCs w:val="24"/>
-              </w:rPr>
-              <w:fldChar w:fldCharType="separate"/>
-            </w:r>
-            <w:r>
-              <w:rPr>
-                <w:rFonts w:cs="Arial"/>
-                <w:noProof/>
-                <w:webHidden/>
-                <w:szCs w:val="24"/>
-              </w:rPr>
-              <w:t>19</w:t>
-            </w:r>
-            <w:r>
-              <w:rPr>
-                <w:rFonts w:cs="Arial"/>
-                <w:noProof/>
-                <w:webHidden/>
-                <w:szCs w:val="24"/>
-              </w:rPr>
-              <w:fldChar w:fldCharType="end"/>
-            </w:r>
-          </w:hyperlink>
-        </w:p>
-        <w:p>
-          <w:pPr>
-            <w:pStyle w:val="Sumrio1"/>
-            <w:tabs>
-              <w:tab w:val="left" w:pos="480"/>
-              <w:tab w:val="right" w:leader="dot" w:pos="9061"/>
-            </w:tabs>
-            <w:rPr>
-              <w:rFonts w:eastAsiaTheme="minorEastAsia" w:cs="Arial"/>
-              <w:noProof/>
-              <w:kern w:val="2"/>
-              <w:szCs w:val="24"/>
-              <w:lang w:eastAsia="pt-BR"/>
-              <w14:ligatures w14:val="standardContextual"/>
-            </w:rPr>
-          </w:pPr>
-          <w:hyperlink w:anchor="_Toc193385943" w:history="1">
-            <w:r>
-              <w:rPr>
-                <w:rStyle w:val="Hyperlink"/>
-                <w:rFonts w:cs="Arial"/>
-                <w:b/>
-                <w:noProof/>
-                <w:szCs w:val="24"/>
-              </w:rPr>
-              <w:t>6.</w:t>
-            </w:r>
-            <w:r>
-              <w:rPr>
-                <w:rFonts w:eastAsiaTheme="minorEastAsia" w:cs="Arial"/>
-                <w:noProof/>
-                <w:kern w:val="2"/>
-                <w:szCs w:val="24"/>
-                <w:lang w:eastAsia="pt-BR"/>
-                <w14:ligatures w14:val="standardContextual"/>
-              </w:rPr>
-              <w:tab/>
-            </w:r>
-            <w:r>
-              <w:rPr>
-                <w:rStyle w:val="Hyperlink"/>
-                <w:rFonts w:cs="Arial"/>
-                <w:b/>
-                <w:noProof/>
-                <w:szCs w:val="24"/>
-              </w:rPr>
-              <w:t>MATERIAIS E MÉTODOS</w:t>
-            </w:r>
-            <w:r>
-              <w:rPr>
-                <w:rFonts w:cs="Arial"/>
-                <w:noProof/>
-                <w:webHidden/>
-                <w:szCs w:val="24"/>
-              </w:rPr>
-              <w:tab/>
-            </w:r>
-            <w:r>
-              <w:rPr>
-                <w:rFonts w:cs="Arial"/>
-                <w:noProof/>
-                <w:webHidden/>
-                <w:szCs w:val="24"/>
-              </w:rPr>
-              <w:fldChar w:fldCharType="begin"/>
-            </w:r>
-            <w:r>
-              <w:rPr>
-                <w:rFonts w:cs="Arial"/>
-                <w:noProof/>
-                <w:webHidden/>
-                <w:szCs w:val="24"/>
-              </w:rPr>
-              <w:instrText xml:space="preserve"> PAGEREF _Toc193385943 \h </w:instrText>
-            </w:r>
-            <w:r>
-              <w:rPr>
-                <w:rFonts w:cs="Arial"/>
-                <w:noProof/>
-                <w:webHidden/>
-                <w:szCs w:val="24"/>
-              </w:rPr>
-            </w:r>
-            <w:r>
-              <w:rPr>
-                <w:rFonts w:cs="Arial"/>
-                <w:noProof/>
-                <w:webHidden/>
-                <w:szCs w:val="24"/>
-              </w:rPr>
-              <w:fldChar w:fldCharType="separate"/>
-            </w:r>
-            <w:r>
-              <w:rPr>
-                <w:rFonts w:cs="Arial"/>
-                <w:noProof/>
-                <w:webHidden/>
-                <w:szCs w:val="24"/>
-              </w:rPr>
-              <w:t>20</w:t>
-            </w:r>
-            <w:r>
-              <w:rPr>
-                <w:rFonts w:cs="Arial"/>
-                <w:noProof/>
-                <w:webHidden/>
-                <w:szCs w:val="24"/>
-              </w:rPr>
-              <w:fldChar w:fldCharType="end"/>
-            </w:r>
-          </w:hyperlink>
-        </w:p>
-        <w:p>
-          <w:pPr>
-            <w:pStyle w:val="Sumrio1"/>
-            <w:tabs>
-              <w:tab w:val="left" w:pos="480"/>
-              <w:tab w:val="right" w:leader="dot" w:pos="9061"/>
-            </w:tabs>
-            <w:rPr>
-              <w:rFonts w:eastAsiaTheme="minorEastAsia" w:cs="Arial"/>
-              <w:noProof/>
-              <w:kern w:val="2"/>
-              <w:szCs w:val="24"/>
-              <w:lang w:eastAsia="pt-BR"/>
-              <w14:ligatures w14:val="standardContextual"/>
-            </w:rPr>
-          </w:pPr>
-          <w:hyperlink w:anchor="_Toc193385944" w:history="1">
-            <w:r>
-              <w:rPr>
-                <w:rStyle w:val="Hyperlink"/>
-                <w:rFonts w:cs="Arial"/>
-                <w:b/>
-                <w:noProof/>
-                <w:szCs w:val="24"/>
-              </w:rPr>
-              <w:t>7.</w:t>
-            </w:r>
-            <w:r>
-              <w:rPr>
-                <w:rFonts w:eastAsiaTheme="minorEastAsia" w:cs="Arial"/>
-                <w:noProof/>
-                <w:kern w:val="2"/>
-                <w:szCs w:val="24"/>
-                <w:lang w:eastAsia="pt-BR"/>
-                <w14:ligatures w14:val="standardContextual"/>
-              </w:rPr>
-              <w:tab/>
-            </w:r>
-            <w:r>
-              <w:rPr>
-                <w:rStyle w:val="Hyperlink"/>
-                <w:rFonts w:cs="Arial"/>
-                <w:b/>
-                <w:noProof/>
-                <w:szCs w:val="24"/>
-              </w:rPr>
-              <w:t>ORÇAMENTO OU MEMORIAL DE CÁLCULO</w:t>
-            </w:r>
-            <w:r>
-              <w:rPr>
-                <w:rFonts w:cs="Arial"/>
-                <w:noProof/>
-                <w:webHidden/>
-                <w:szCs w:val="24"/>
-              </w:rPr>
-              <w:tab/>
-            </w:r>
-            <w:r>
-              <w:rPr>
-                <w:rFonts w:cs="Arial"/>
-                <w:noProof/>
-                <w:webHidden/>
-                <w:szCs w:val="24"/>
-              </w:rPr>
-              <w:fldChar w:fldCharType="begin"/>
-            </w:r>
-            <w:r>
-              <w:rPr>
-                <w:rFonts w:cs="Arial"/>
-                <w:noProof/>
-                <w:webHidden/>
-                <w:szCs w:val="24"/>
-              </w:rPr>
-              <w:instrText xml:space="preserve"> PAGEREF _Toc193385944 \h </w:instrText>
-            </w:r>
-            <w:r>
-              <w:rPr>
-                <w:rFonts w:cs="Arial"/>
-                <w:noProof/>
-                <w:webHidden/>
-                <w:szCs w:val="24"/>
-              </w:rPr>
-            </w:r>
-            <w:r>
-              <w:rPr>
-                <w:rFonts w:cs="Arial"/>
-                <w:noProof/>
-                <w:webHidden/>
-                <w:szCs w:val="24"/>
-              </w:rPr>
-              <w:fldChar w:fldCharType="separate"/>
-            </w:r>
-            <w:r>
-              <w:rPr>
-                <w:rFonts w:cs="Arial"/>
-                <w:noProof/>
-                <w:webHidden/>
-                <w:szCs w:val="24"/>
-              </w:rPr>
-              <w:t>22</w:t>
-            </w:r>
-            <w:r>
-              <w:rPr>
-                <w:rFonts w:cs="Arial"/>
-                <w:noProof/>
-                <w:webHidden/>
-                <w:szCs w:val="24"/>
-              </w:rPr>
-              <w:fldChar w:fldCharType="end"/>
-            </w:r>
-          </w:hyperlink>
-        </w:p>
-        <w:p>
-          <w:pPr>
-            <w:pStyle w:val="Sumrio1"/>
-            <w:tabs>
-              <w:tab w:val="left" w:pos="480"/>
-              <w:tab w:val="right" w:leader="dot" w:pos="9061"/>
-            </w:tabs>
-            <w:rPr>
-              <w:rFonts w:eastAsiaTheme="minorEastAsia" w:cs="Arial"/>
-              <w:noProof/>
-              <w:kern w:val="2"/>
-              <w:szCs w:val="24"/>
-              <w:lang w:eastAsia="pt-BR"/>
-              <w14:ligatures w14:val="standardContextual"/>
-            </w:rPr>
-          </w:pPr>
-          <w:hyperlink w:anchor="_Toc193385945" w:history="1">
-            <w:r>
-              <w:rPr>
-                <w:rStyle w:val="Hyperlink"/>
-                <w:rFonts w:cs="Arial"/>
-                <w:b/>
-                <w:noProof/>
-                <w:szCs w:val="24"/>
-              </w:rPr>
-              <w:t>8.</w:t>
-            </w:r>
-            <w:r>
-              <w:rPr>
-                <w:rFonts w:eastAsiaTheme="minorEastAsia" w:cs="Arial"/>
-                <w:noProof/>
-                <w:kern w:val="2"/>
-                <w:szCs w:val="24"/>
-                <w:lang w:eastAsia="pt-BR"/>
-                <w14:ligatures w14:val="standardContextual"/>
-              </w:rPr>
-              <w:tab/>
-            </w:r>
-            <w:r>
-              <w:rPr>
-                <w:rStyle w:val="Hyperlink"/>
-                <w:rFonts w:cs="Arial"/>
-                <w:b/>
-                <w:noProof/>
-                <w:szCs w:val="24"/>
-              </w:rPr>
-              <w:t>MONITORAMENTO OU AVALIAÇÃO</w:t>
-            </w:r>
-            <w:r>
-              <w:rPr>
-                <w:rFonts w:cs="Arial"/>
-                <w:noProof/>
-                <w:webHidden/>
-                <w:szCs w:val="24"/>
-              </w:rPr>
-              <w:tab/>
-            </w:r>
-            <w:r>
-              <w:rPr>
-                <w:rFonts w:cs="Arial"/>
-                <w:noProof/>
-                <w:webHidden/>
-                <w:szCs w:val="24"/>
-              </w:rPr>
-              <w:fldChar w:fldCharType="begin"/>
-            </w:r>
-            <w:r>
-              <w:rPr>
-                <w:rFonts w:cs="Arial"/>
-                <w:noProof/>
-                <w:webHidden/>
-                <w:szCs w:val="24"/>
-              </w:rPr>
-              <w:instrText xml:space="preserve"> PAGEREF _Toc193385945 \h </w:instrText>
-            </w:r>
-            <w:r>
-              <w:rPr>
-                <w:rFonts w:cs="Arial"/>
-                <w:noProof/>
-                <w:webHidden/>
-                <w:szCs w:val="24"/>
-              </w:rPr>
-            </w:r>
-            <w:r>
-              <w:rPr>
-                <w:rFonts w:cs="Arial"/>
-                <w:noProof/>
-                <w:webHidden/>
-                <w:szCs w:val="24"/>
-              </w:rPr>
-              <w:fldChar w:fldCharType="separate"/>
-            </w:r>
-            <w:r>
-              <w:rPr>
-                <w:rFonts w:cs="Arial"/>
-                <w:noProof/>
-                <w:webHidden/>
-                <w:szCs w:val="24"/>
-              </w:rPr>
-              <w:t>23</w:t>
-            </w:r>
-            <w:r>
-              <w:rPr>
-                <w:rFonts w:cs="Arial"/>
-                <w:noProof/>
-                <w:webHidden/>
-                <w:szCs w:val="24"/>
-              </w:rPr>
-              <w:fldChar w:fldCharType="end"/>
-            </w:r>
-          </w:hyperlink>
-        </w:p>
-        <w:p>
-          <w:pPr>
-            <w:pStyle w:val="Sumrio2"/>
-            <w:tabs>
-              <w:tab w:val="left" w:pos="960"/>
-              <w:tab w:val="right" w:leader="dot" w:pos="9061"/>
-            </w:tabs>
-            <w:rPr>
-              <w:rFonts w:eastAsiaTheme="minorEastAsia" w:cs="Arial"/>
-              <w:noProof/>
-              <w:kern w:val="2"/>
-              <w:szCs w:val="24"/>
-              <w:lang w:eastAsia="pt-BR"/>
-              <w14:ligatures w14:val="standardContextual"/>
-            </w:rPr>
-          </w:pPr>
-          <w:hyperlink w:anchor="_Toc193385946" w:history="1">
+          <w:hyperlink w:anchor="_Toc233404487" w:history="1">
             <w:r>
               <w:rPr>
                 <w:rStyle w:val="Hyperlink"/>
@@ -6832,13 +7366,12 @@
                 <w:b/>
                 <w:bCs/>
                 <w:noProof/>
-                <w:szCs w:val="24"/>
-              </w:rPr>
-              <w:t>8.1.</w:t>
-            </w:r>
-            <w:r>
-              <w:rPr>
-                <w:rFonts w:eastAsiaTheme="minorEastAsia" w:cs="Arial"/>
+              </w:rPr>
+              <w:t>9.</w:t>
+            </w:r>
+            <w:r>
+              <w:rPr>
+                <w:rFonts w:asciiTheme="minorHAnsi" w:eastAsiaTheme="minorEastAsia" w:hAnsiTheme="minorHAnsi"/>
                 <w:noProof/>
                 <w:kern w:val="2"/>
                 <w:szCs w:val="24"/>
@@ -6852,764 +7385,55 @@
                 <w:rStyle w:val="Hyperlink"/>
                 <w:rFonts w:cs="Arial"/>
                 <w:b/>
-                <w:bCs/>
                 <w:noProof/>
-                <w:szCs w:val="24"/>
-              </w:rPr>
-              <w:t>Modelo Entidade Relacionamento (MER)</w:t>
-            </w:r>
-            <w:r>
-              <w:rPr>
-                <w:rFonts w:cs="Arial"/>
+              </w:rPr>
+              <w:t>CONSIDERAÇÕES FINAIS</w:t>
+            </w:r>
+            <w:r>
+              <w:rPr>
                 <w:noProof/>
                 <w:webHidden/>
-                <w:szCs w:val="24"/>
               </w:rPr>
               <w:tab/>
             </w:r>
             <w:r>
               <w:rPr>
-                <w:rFonts w:cs="Arial"/>
                 <w:noProof/>
                 <w:webHidden/>
-                <w:szCs w:val="24"/>
               </w:rPr>
               <w:fldChar w:fldCharType="begin"/>
             </w:r>
             <w:r>
               <w:rPr>
-                <w:rFonts w:cs="Arial"/>
                 <w:noProof/>
                 <w:webHidden/>
-                <w:szCs w:val="24"/>
-              </w:rPr>
-              <w:instrText xml:space="preserve"> PAGEREF _Toc193385946 \h </w:instrText>
-            </w:r>
-            <w:r>
-              <w:rPr>
-                <w:rFonts w:cs="Arial"/>
+              </w:rPr>
+              <w:instrText xml:space="preserve"> PAGEREF _Toc233404487 \h </w:instrText>
+            </w:r>
+            <w:r>
+              <w:rPr>
                 <w:noProof/>
                 <w:webHidden/>
-                <w:szCs w:val="24"/>
-              </w:rPr>
-            </w:r>
-            <w:r>
-              <w:rPr>
-                <w:rFonts w:cs="Arial"/>
+              </w:rPr>
+            </w:r>
+            <w:r>
+              <w:rPr>
                 <w:noProof/>
                 <w:webHidden/>
-                <w:szCs w:val="24"/>
               </w:rPr>
               <w:fldChar w:fldCharType="separate"/>
             </w:r>
             <w:r>
               <w:rPr>
-                <w:rFonts w:cs="Arial"/>
                 <w:noProof/>
                 <w:webHidden/>
-                <w:szCs w:val="24"/>
-              </w:rPr>
-              <w:t>23</w:t>
-            </w:r>
-            <w:r>
-              <w:rPr>
-                <w:rFonts w:cs="Arial"/>
+              </w:rPr>
+              <w:t>45</w:t>
+            </w:r>
+            <w:r>
+              <w:rPr>
                 <w:noProof/>
                 <w:webHidden/>
-                <w:szCs w:val="24"/>
-              </w:rPr>
-              <w:fldChar w:fldCharType="end"/>
-            </w:r>
-          </w:hyperlink>
-        </w:p>
-        <w:p>
-          <w:pPr>
-            <w:pStyle w:val="Sumrio2"/>
-            <w:tabs>
-              <w:tab w:val="left" w:pos="960"/>
-              <w:tab w:val="right" w:leader="dot" w:pos="9061"/>
-            </w:tabs>
-            <w:rPr>
-              <w:rFonts w:eastAsiaTheme="minorEastAsia" w:cs="Arial"/>
-              <w:noProof/>
-              <w:kern w:val="2"/>
-              <w:szCs w:val="24"/>
-              <w:lang w:eastAsia="pt-BR"/>
-              <w14:ligatures w14:val="standardContextual"/>
-            </w:rPr>
-          </w:pPr>
-          <w:hyperlink w:anchor="_Toc193385947" w:history="1">
-            <w:r>
-              <w:rPr>
-                <w:rStyle w:val="Hyperlink"/>
-                <w:rFonts w:cs="Arial"/>
-                <w:b/>
-                <w:bCs/>
-                <w:noProof/>
-                <w:szCs w:val="24"/>
-              </w:rPr>
-              <w:t>8.2.</w:t>
-            </w:r>
-            <w:r>
-              <w:rPr>
-                <w:rFonts w:eastAsiaTheme="minorEastAsia" w:cs="Arial"/>
-                <w:noProof/>
-                <w:kern w:val="2"/>
-                <w:szCs w:val="24"/>
-                <w:lang w:eastAsia="pt-BR"/>
-                <w14:ligatures w14:val="standardContextual"/>
-              </w:rPr>
-              <w:tab/>
-            </w:r>
-            <w:r>
-              <w:rPr>
-                <w:rStyle w:val="Hyperlink"/>
-                <w:rFonts w:cs="Arial"/>
-                <w:b/>
-                <w:bCs/>
-                <w:noProof/>
-                <w:szCs w:val="24"/>
-              </w:rPr>
-              <w:t>Dicionário de dados (DD)</w:t>
-            </w:r>
-            <w:r>
-              <w:rPr>
-                <w:rFonts w:cs="Arial"/>
-                <w:noProof/>
-                <w:webHidden/>
-                <w:szCs w:val="24"/>
-              </w:rPr>
-              <w:tab/>
-            </w:r>
-            <w:r>
-              <w:rPr>
-                <w:rFonts w:cs="Arial"/>
-                <w:noProof/>
-                <w:webHidden/>
-                <w:szCs w:val="24"/>
-              </w:rPr>
-              <w:fldChar w:fldCharType="begin"/>
-            </w:r>
-            <w:r>
-              <w:rPr>
-                <w:rFonts w:cs="Arial"/>
-                <w:noProof/>
-                <w:webHidden/>
-                <w:szCs w:val="24"/>
-              </w:rPr>
-              <w:instrText xml:space="preserve"> PAGEREF _Toc193385947 \h </w:instrText>
-            </w:r>
-            <w:r>
-              <w:rPr>
-                <w:rFonts w:cs="Arial"/>
-                <w:noProof/>
-                <w:webHidden/>
-                <w:szCs w:val="24"/>
-              </w:rPr>
-            </w:r>
-            <w:r>
-              <w:rPr>
-                <w:rFonts w:cs="Arial"/>
-                <w:noProof/>
-                <w:webHidden/>
-                <w:szCs w:val="24"/>
-              </w:rPr>
-              <w:fldChar w:fldCharType="separate"/>
-            </w:r>
-            <w:r>
-              <w:rPr>
-                <w:rFonts w:cs="Arial"/>
-                <w:noProof/>
-                <w:webHidden/>
-                <w:szCs w:val="24"/>
-              </w:rPr>
-              <w:t>23</w:t>
-            </w:r>
-            <w:r>
-              <w:rPr>
-                <w:rFonts w:cs="Arial"/>
-                <w:noProof/>
-                <w:webHidden/>
-                <w:szCs w:val="24"/>
-              </w:rPr>
-              <w:fldChar w:fldCharType="end"/>
-            </w:r>
-          </w:hyperlink>
-        </w:p>
-        <w:p>
-          <w:pPr>
-            <w:pStyle w:val="Sumrio2"/>
-            <w:tabs>
-              <w:tab w:val="left" w:pos="960"/>
-              <w:tab w:val="right" w:leader="dot" w:pos="9061"/>
-            </w:tabs>
-            <w:rPr>
-              <w:rFonts w:eastAsiaTheme="minorEastAsia" w:cs="Arial"/>
-              <w:noProof/>
-              <w:kern w:val="2"/>
-              <w:szCs w:val="24"/>
-              <w:lang w:eastAsia="pt-BR"/>
-              <w14:ligatures w14:val="standardContextual"/>
-            </w:rPr>
-          </w:pPr>
-          <w:hyperlink w:anchor="_Toc193385948" w:history="1">
-            <w:r>
-              <w:rPr>
-                <w:rStyle w:val="Hyperlink"/>
-                <w:rFonts w:cs="Arial"/>
-                <w:b/>
-                <w:bCs/>
-                <w:noProof/>
-                <w:szCs w:val="24"/>
-              </w:rPr>
-              <w:t>8.3.</w:t>
-            </w:r>
-            <w:r>
-              <w:rPr>
-                <w:rFonts w:eastAsiaTheme="minorEastAsia" w:cs="Arial"/>
-                <w:noProof/>
-                <w:kern w:val="2"/>
-                <w:szCs w:val="24"/>
-                <w:lang w:eastAsia="pt-BR"/>
-                <w14:ligatures w14:val="standardContextual"/>
-              </w:rPr>
-              <w:tab/>
-            </w:r>
-            <w:r>
-              <w:rPr>
-                <w:rStyle w:val="Hyperlink"/>
-                <w:rFonts w:cs="Arial"/>
-                <w:b/>
-                <w:bCs/>
-                <w:noProof/>
-                <w:szCs w:val="24"/>
-              </w:rPr>
-              <w:t xml:space="preserve">Diagrama de Fluxo de Dados (DFD) </w:t>
-            </w:r>
-            <w:r>
-              <w:rPr>
-                <w:rStyle w:val="Hyperlink"/>
-                <w:rFonts w:cs="Arial"/>
-                <w:b/>
-                <w:bCs/>
-                <w:noProof/>
-                <w:szCs w:val="24"/>
-              </w:rPr>
-              <w:t>ou UML (caso a turma saiba fazer – definir qual será utilizado em aula)</w:t>
-            </w:r>
-            <w:r>
-              <w:rPr>
-                <w:rFonts w:cs="Arial"/>
-                <w:noProof/>
-                <w:webHidden/>
-                <w:szCs w:val="24"/>
-              </w:rPr>
-              <w:tab/>
-            </w:r>
-            <w:r>
-              <w:rPr>
-                <w:rFonts w:cs="Arial"/>
-                <w:noProof/>
-                <w:webHidden/>
-                <w:szCs w:val="24"/>
-              </w:rPr>
-              <w:fldChar w:fldCharType="begin"/>
-            </w:r>
-            <w:r>
-              <w:rPr>
-                <w:rFonts w:cs="Arial"/>
-                <w:noProof/>
-                <w:webHidden/>
-                <w:szCs w:val="24"/>
-              </w:rPr>
-              <w:instrText xml:space="preserve"> PAGEREF _Toc193385948 \h </w:instrText>
-            </w:r>
-            <w:r>
-              <w:rPr>
-                <w:rFonts w:cs="Arial"/>
-                <w:noProof/>
-                <w:webHidden/>
-                <w:szCs w:val="24"/>
-              </w:rPr>
-            </w:r>
-            <w:r>
-              <w:rPr>
-                <w:rFonts w:cs="Arial"/>
-                <w:noProof/>
-                <w:webHidden/>
-                <w:szCs w:val="24"/>
-              </w:rPr>
-              <w:fldChar w:fldCharType="separate"/>
-            </w:r>
-            <w:r>
-              <w:rPr>
-                <w:rFonts w:cs="Arial"/>
-                <w:noProof/>
-                <w:webHidden/>
-                <w:szCs w:val="24"/>
-              </w:rPr>
-              <w:t>24</w:t>
-            </w:r>
-            <w:r>
-              <w:rPr>
-                <w:rFonts w:cs="Arial"/>
-                <w:noProof/>
-                <w:webHidden/>
-                <w:szCs w:val="24"/>
-              </w:rPr>
-              <w:fldChar w:fldCharType="end"/>
-            </w:r>
-          </w:hyperlink>
-        </w:p>
-        <w:p>
-          <w:pPr>
-            <w:pStyle w:val="Sumrio2"/>
-            <w:tabs>
-              <w:tab w:val="left" w:pos="960"/>
-              <w:tab w:val="right" w:leader="dot" w:pos="9061"/>
-            </w:tabs>
-            <w:rPr>
-              <w:rFonts w:eastAsiaTheme="minorEastAsia" w:cs="Arial"/>
-              <w:noProof/>
-              <w:kern w:val="2"/>
-              <w:szCs w:val="24"/>
-              <w:lang w:eastAsia="pt-BR"/>
-              <w14:ligatures w14:val="standardContextual"/>
-            </w:rPr>
-          </w:pPr>
-          <w:hyperlink w:anchor="_Toc193385949" w:history="1">
-            <w:r>
-              <w:rPr>
-                <w:rStyle w:val="Hyperlink"/>
-                <w:rFonts w:cs="Arial"/>
-                <w:b/>
-                <w:bCs/>
-                <w:noProof/>
-                <w:szCs w:val="24"/>
-              </w:rPr>
-              <w:t>8.4.</w:t>
-            </w:r>
-            <w:r>
-              <w:rPr>
-                <w:rFonts w:eastAsiaTheme="minorEastAsia" w:cs="Arial"/>
-                <w:noProof/>
-                <w:kern w:val="2"/>
-                <w:szCs w:val="24"/>
-                <w:lang w:eastAsia="pt-BR"/>
-                <w14:ligatures w14:val="standardContextual"/>
-              </w:rPr>
-              <w:tab/>
-            </w:r>
-            <w:r>
-              <w:rPr>
-                <w:rStyle w:val="Hyperlink"/>
-                <w:rFonts w:cs="Arial"/>
-                <w:b/>
-                <w:bCs/>
-                <w:noProof/>
-                <w:szCs w:val="24"/>
-              </w:rPr>
-              <w:t>Projeto desenvolvido</w:t>
-            </w:r>
-            <w:r>
-              <w:rPr>
-                <w:rFonts w:cs="Arial"/>
-                <w:noProof/>
-                <w:webHidden/>
-                <w:szCs w:val="24"/>
-              </w:rPr>
-              <w:tab/>
-            </w:r>
-            <w:r>
-              <w:rPr>
-                <w:rFonts w:cs="Arial"/>
-                <w:noProof/>
-                <w:webHidden/>
-                <w:szCs w:val="24"/>
-              </w:rPr>
-              <w:fldChar w:fldCharType="begin"/>
-            </w:r>
-            <w:r>
-              <w:rPr>
-                <w:rFonts w:cs="Arial"/>
-                <w:noProof/>
-                <w:webHidden/>
-                <w:szCs w:val="24"/>
-              </w:rPr>
-              <w:instrText xml:space="preserve"> PAGEREF _Toc193385949 \h </w:instrText>
-            </w:r>
-            <w:r>
-              <w:rPr>
-                <w:rFonts w:cs="Arial"/>
-                <w:noProof/>
-                <w:webHidden/>
-                <w:szCs w:val="24"/>
-              </w:rPr>
-            </w:r>
-            <w:r>
-              <w:rPr>
-                <w:rFonts w:cs="Arial"/>
-                <w:noProof/>
-                <w:webHidden/>
-                <w:szCs w:val="24"/>
-              </w:rPr>
-              <w:fldChar w:fldCharType="separate"/>
-            </w:r>
-            <w:r>
-              <w:rPr>
-                <w:rFonts w:cs="Arial"/>
-                <w:noProof/>
-                <w:webHidden/>
-                <w:szCs w:val="24"/>
-              </w:rPr>
-              <w:t>26</w:t>
-            </w:r>
-            <w:r>
-              <w:rPr>
-                <w:rFonts w:cs="Arial"/>
-                <w:noProof/>
-                <w:webHidden/>
-                <w:szCs w:val="24"/>
-              </w:rPr>
-              <w:fldChar w:fldCharType="end"/>
-            </w:r>
-          </w:hyperlink>
-        </w:p>
-        <w:p>
-          <w:pPr>
-            <w:pStyle w:val="Sumrio2"/>
-            <w:tabs>
-              <w:tab w:val="left" w:pos="960"/>
-              <w:tab w:val="right" w:leader="dot" w:pos="9061"/>
-            </w:tabs>
-            <w:rPr>
-              <w:rFonts w:eastAsiaTheme="minorEastAsia" w:cs="Arial"/>
-              <w:noProof/>
-              <w:kern w:val="2"/>
-              <w:szCs w:val="24"/>
-              <w:lang w:eastAsia="pt-BR"/>
-              <w14:ligatures w14:val="standardContextual"/>
-            </w:rPr>
-          </w:pPr>
-          <w:hyperlink w:anchor="_Toc193385950" w:history="1">
-            <w:r>
-              <w:rPr>
-                <w:rStyle w:val="Hyperlink"/>
-                <w:rFonts w:cs="Arial"/>
-                <w:b/>
-                <w:bCs/>
-                <w:noProof/>
-                <w:szCs w:val="24"/>
-              </w:rPr>
-              <w:t>8.5.</w:t>
-            </w:r>
-            <w:r>
-              <w:rPr>
-                <w:rFonts w:eastAsiaTheme="minorEastAsia" w:cs="Arial"/>
-                <w:noProof/>
-                <w:kern w:val="2"/>
-                <w:szCs w:val="24"/>
-                <w:lang w:eastAsia="pt-BR"/>
-                <w14:ligatures w14:val="standardContextual"/>
-              </w:rPr>
-              <w:tab/>
-            </w:r>
-            <w:r>
-              <w:rPr>
-                <w:rStyle w:val="Hyperlink"/>
-                <w:rFonts w:cs="Arial"/>
-                <w:b/>
-                <w:bCs/>
-                <w:noProof/>
-                <w:szCs w:val="24"/>
-              </w:rPr>
-              <w:t>Política de Privacidade</w:t>
-            </w:r>
-            <w:r>
-              <w:rPr>
-                <w:rFonts w:cs="Arial"/>
-                <w:noProof/>
-                <w:webHidden/>
-                <w:szCs w:val="24"/>
-              </w:rPr>
-              <w:tab/>
-            </w:r>
-            <w:r>
-              <w:rPr>
-                <w:rFonts w:cs="Arial"/>
-                <w:noProof/>
-                <w:webHidden/>
-                <w:szCs w:val="24"/>
-              </w:rPr>
-              <w:fldChar w:fldCharType="begin"/>
-            </w:r>
-            <w:r>
-              <w:rPr>
-                <w:rFonts w:cs="Arial"/>
-                <w:noProof/>
-                <w:webHidden/>
-                <w:szCs w:val="24"/>
-              </w:rPr>
-              <w:instrText xml:space="preserve"> PAGEREF _Toc193385950 \h </w:instrText>
-            </w:r>
-            <w:r>
-              <w:rPr>
-                <w:rFonts w:cs="Arial"/>
-                <w:noProof/>
-                <w:webHidden/>
-                <w:szCs w:val="24"/>
-              </w:rPr>
-            </w:r>
-            <w:r>
-              <w:rPr>
-                <w:rFonts w:cs="Arial"/>
-                <w:noProof/>
-                <w:webHidden/>
-                <w:szCs w:val="24"/>
-              </w:rPr>
-              <w:fldChar w:fldCharType="separate"/>
-            </w:r>
-            <w:r>
-              <w:rPr>
-                <w:rFonts w:cs="Arial"/>
-                <w:noProof/>
-                <w:webHidden/>
-                <w:szCs w:val="24"/>
-              </w:rPr>
-              <w:t>26</w:t>
-            </w:r>
-            <w:r>
-              <w:rPr>
-                <w:rFonts w:cs="Arial"/>
-                <w:noProof/>
-                <w:webHidden/>
-                <w:szCs w:val="24"/>
-              </w:rPr>
-              <w:fldChar w:fldCharType="end"/>
-            </w:r>
-          </w:hyperlink>
-        </w:p>
-        <w:p>
-          <w:pPr>
-            <w:pStyle w:val="Sumrio2"/>
-            <w:tabs>
-              <w:tab w:val="left" w:pos="960"/>
-              <w:tab w:val="right" w:leader="dot" w:pos="9061"/>
-            </w:tabs>
-            <w:rPr>
-              <w:rFonts w:eastAsiaTheme="minorEastAsia" w:cs="Arial"/>
-              <w:noProof/>
-              <w:kern w:val="2"/>
-              <w:szCs w:val="24"/>
-              <w:lang w:eastAsia="pt-BR"/>
-              <w14:ligatures w14:val="standardContextual"/>
-            </w:rPr>
-          </w:pPr>
-          <w:hyperlink w:anchor="_Toc193385951" w:history="1">
-            <w:r>
-              <w:rPr>
-                <w:rStyle w:val="Hyperlink"/>
-                <w:rFonts w:cs="Arial"/>
-                <w:b/>
-                <w:bCs/>
-                <w:noProof/>
-                <w:szCs w:val="24"/>
-              </w:rPr>
-              <w:t>8.6.</w:t>
-            </w:r>
-            <w:r>
-              <w:rPr>
-                <w:rFonts w:eastAsiaTheme="minorEastAsia" w:cs="Arial"/>
-                <w:noProof/>
-                <w:kern w:val="2"/>
-                <w:szCs w:val="24"/>
-                <w:lang w:eastAsia="pt-BR"/>
-                <w14:ligatures w14:val="standardContextual"/>
-              </w:rPr>
-              <w:tab/>
-            </w:r>
-            <w:r>
-              <w:rPr>
-                <w:rStyle w:val="Hyperlink"/>
-                <w:rFonts w:cs="Arial"/>
-                <w:b/>
-                <w:bCs/>
-                <w:noProof/>
-                <w:szCs w:val="24"/>
-              </w:rPr>
-              <w:t>Termos de Uso</w:t>
-            </w:r>
-            <w:r>
-              <w:rPr>
-                <w:rFonts w:cs="Arial"/>
-                <w:noProof/>
-                <w:webHidden/>
-                <w:szCs w:val="24"/>
-              </w:rPr>
-              <w:tab/>
-            </w:r>
-            <w:r>
-              <w:rPr>
-                <w:rFonts w:cs="Arial"/>
-                <w:noProof/>
-                <w:webHidden/>
-                <w:szCs w:val="24"/>
-              </w:rPr>
-              <w:fldChar w:fldCharType="begin"/>
-            </w:r>
-            <w:r>
-              <w:rPr>
-                <w:rFonts w:cs="Arial"/>
-                <w:noProof/>
-                <w:webHidden/>
-                <w:szCs w:val="24"/>
-              </w:rPr>
-              <w:instrText xml:space="preserve"> PAGEREF _Toc193385951 \h </w:instrText>
-            </w:r>
-            <w:r>
-              <w:rPr>
-                <w:rFonts w:cs="Arial"/>
-                <w:noProof/>
-                <w:webHidden/>
-                <w:szCs w:val="24"/>
-              </w:rPr>
-            </w:r>
-            <w:r>
-              <w:rPr>
-                <w:rFonts w:cs="Arial"/>
-                <w:noProof/>
-                <w:webHidden/>
-                <w:szCs w:val="24"/>
-              </w:rPr>
-              <w:fldChar w:fldCharType="separate"/>
-            </w:r>
-            <w:r>
-              <w:rPr>
-                <w:rFonts w:cs="Arial"/>
-                <w:noProof/>
-                <w:webHidden/>
-                <w:szCs w:val="24"/>
-              </w:rPr>
-              <w:t>26</w:t>
-            </w:r>
-            <w:r>
-              <w:rPr>
-                <w:rFonts w:cs="Arial"/>
-                <w:noProof/>
-                <w:webHidden/>
-                <w:szCs w:val="24"/>
-              </w:rPr>
-              <w:fldChar w:fldCharType="end"/>
-            </w:r>
-          </w:hyperlink>
-        </w:p>
-        <w:p>
-          <w:pPr>
-            <w:pStyle w:val="Sumrio1"/>
-            <w:tabs>
-              <w:tab w:val="left" w:pos="480"/>
-              <w:tab w:val="right" w:leader="dot" w:pos="9061"/>
-            </w:tabs>
-            <w:rPr>
-              <w:rFonts w:eastAsiaTheme="minorEastAsia" w:cs="Arial"/>
-              <w:noProof/>
-              <w:kern w:val="2"/>
-              <w:szCs w:val="24"/>
-              <w:lang w:eastAsia="pt-BR"/>
-              <w14:ligatures w14:val="standardContextual"/>
-            </w:rPr>
-          </w:pPr>
-          <w:hyperlink w:anchor="_Toc193385952" w:history="1">
-            <w:r>
-              <w:rPr>
-                <w:rStyle w:val="Hyperlink"/>
-                <w:rFonts w:cs="Arial"/>
-                <w:b/>
-                <w:noProof/>
-                <w:szCs w:val="24"/>
-              </w:rPr>
-              <w:t>9.</w:t>
-            </w:r>
-            <w:r>
-              <w:rPr>
-                <w:rFonts w:eastAsiaTheme="minorEastAsia" w:cs="Arial"/>
-                <w:noProof/>
-                <w:kern w:val="2"/>
-                <w:szCs w:val="24"/>
-                <w:lang w:eastAsia="pt-BR"/>
-                <w14:ligatures w14:val="standardContextual"/>
-              </w:rPr>
-              <w:tab/>
-            </w:r>
-            <w:r>
-              <w:rPr>
-                <w:rStyle w:val="Hyperlink"/>
-                <w:rFonts w:cs="Arial"/>
-                <w:b/>
-                <w:noProof/>
-                <w:szCs w:val="24"/>
-              </w:rPr>
-              <w:t>CONSIDERAÇÕES FINAIS</w:t>
-            </w:r>
-            <w:r>
-              <w:rPr>
-                <w:rFonts w:cs="Arial"/>
-                <w:noProof/>
-                <w:webHidden/>
-                <w:szCs w:val="24"/>
-              </w:rPr>
-              <w:tab/>
-            </w:r>
-            <w:r>
-              <w:rPr>
-                <w:rFonts w:cs="Arial"/>
-                <w:noProof/>
-                <w:webHidden/>
-                <w:szCs w:val="24"/>
-              </w:rPr>
-              <w:fldChar w:fldCharType="begin"/>
-            </w:r>
-            <w:r>
-              <w:rPr>
-                <w:rFonts w:cs="Arial"/>
-                <w:noProof/>
-                <w:webHidden/>
-                <w:szCs w:val="24"/>
-              </w:rPr>
-              <w:instrText xml:space="preserve"> PAGEREF _Toc193385952 \h </w:instrText>
-            </w:r>
-            <w:r>
-              <w:rPr>
-                <w:rFonts w:cs="Arial"/>
-                <w:noProof/>
-                <w:webHidden/>
-                <w:szCs w:val="24"/>
-              </w:rPr>
-            </w:r>
-            <w:r>
-              <w:rPr>
-                <w:rFonts w:cs="Arial"/>
-                <w:noProof/>
-                <w:webHidden/>
-                <w:szCs w:val="24"/>
-              </w:rPr>
-              <w:fldChar w:fldCharType="separate"/>
-            </w:r>
-            <w:r>
-              <w:rPr>
-                <w:rFonts w:cs="Arial"/>
-                <w:noProof/>
-                <w:webHidden/>
-                <w:szCs w:val="24"/>
-              </w:rPr>
-              <w:t>27</w:t>
-            </w:r>
-            <w:r>
-              <w:rPr>
-                <w:rFonts w:cs="Arial"/>
-                <w:noProof/>
-                <w:webHidden/>
-                <w:szCs w:val="24"/>
               </w:rPr>
               <w:fldChar w:fldCharType="end"/>
             </w:r>
@@ -7622,7 +7446,7 @@
               <w:tab w:val="right" w:leader="dot" w:pos="9061"/>
             </w:tabs>
             <w:rPr>
-              <w:rFonts w:eastAsiaTheme="minorEastAsia" w:cs="Arial"/>
+              <w:rFonts w:asciiTheme="minorHAnsi" w:eastAsiaTheme="minorEastAsia" w:hAnsiTheme="minorHAnsi"/>
               <w:noProof/>
               <w:kern w:val="2"/>
               <w:szCs w:val="24"/>
@@ -7630,256 +7454,61 @@
               <w14:ligatures w14:val="standardContextual"/>
             </w:rPr>
           </w:pPr>
-          <w:hyperlink w:anchor="_Toc193385953" w:history="1">
+          <w:hyperlink w:anchor="_Toc233404488" w:history="1">
             <w:r>
               <w:rPr>
                 <w:rStyle w:val="Hyperlink"/>
                 <w:rFonts w:cs="Arial"/>
                 <w:b/>
                 <w:noProof/>
-                <w:szCs w:val="24"/>
               </w:rPr>
               <w:t>REFERÊNCIAS</w:t>
             </w:r>
             <w:r>
               <w:rPr>
-                <w:rFonts w:cs="Arial"/>
                 <w:noProof/>
                 <w:webHidden/>
-                <w:szCs w:val="24"/>
               </w:rPr>
               <w:tab/>
             </w:r>
             <w:r>
               <w:rPr>
-                <w:rFonts w:cs="Arial"/>
                 <w:noProof/>
                 <w:webHidden/>
-                <w:szCs w:val="24"/>
               </w:rPr>
               <w:fldChar w:fldCharType="begin"/>
             </w:r>
             <w:r>
               <w:rPr>
-                <w:rFonts w:cs="Arial"/>
                 <w:noProof/>
                 <w:webHidden/>
-                <w:szCs w:val="24"/>
-              </w:rPr>
-              <w:instrText xml:space="preserve"> PAGEREF _Toc193385953 \h </w:instrText>
-            </w:r>
-            <w:r>
-              <w:rPr>
-                <w:rFonts w:cs="Arial"/>
+              </w:rPr>
+              <w:instrText xml:space="preserve"> PAGEREF _Toc233404488 \h </w:instrText>
+            </w:r>
+            <w:r>
+              <w:rPr>
                 <w:noProof/>
                 <w:webHidden/>
-                <w:szCs w:val="24"/>
-              </w:rPr>
-            </w:r>
-            <w:r>
-              <w:rPr>
-                <w:rFonts w:cs="Arial"/>
+              </w:rPr>
+            </w:r>
+            <w:r>
+              <w:rPr>
                 <w:noProof/>
                 <w:webHidden/>
-                <w:szCs w:val="24"/>
               </w:rPr>
               <w:fldChar w:fldCharType="separate"/>
             </w:r>
             <w:r>
               <w:rPr>
-                <w:rFonts w:cs="Arial"/>
                 <w:noProof/>
                 <w:webHidden/>
-                <w:szCs w:val="24"/>
-              </w:rPr>
-              <w:t>28</w:t>
-            </w:r>
-            <w:r>
-              <w:rPr>
-                <w:rFonts w:cs="Arial"/>
+              </w:rPr>
+              <w:t>46</w:t>
+            </w:r>
+            <w:r>
+              <w:rPr>
                 <w:noProof/>
                 <w:webHidden/>
-                <w:szCs w:val="24"/>
-              </w:rPr>
-              <w:fldChar w:fldCharType="end"/>
-            </w:r>
-          </w:hyperlink>
-        </w:p>
-        <w:p>
-          <w:pPr>
-            <w:pStyle w:val="Sumrio1"/>
-            <w:tabs>
-              <w:tab w:val="right" w:leader="dot" w:pos="9061"/>
-            </w:tabs>
-            <w:rPr>
-              <w:rFonts w:eastAsiaTheme="minorEastAsia" w:cs="Arial"/>
-              <w:noProof/>
-              <w:kern w:val="2"/>
-              <w:szCs w:val="24"/>
-              <w:lang w:eastAsia="pt-BR"/>
-              <w14:ligatures w14:val="standardContextual"/>
-            </w:rPr>
-          </w:pPr>
-          <w:hyperlink w:anchor="_Toc193385954" w:history="1">
-            <w:r>
-              <w:rPr>
-                <w:rStyle w:val="Hyperlink"/>
-                <w:rFonts w:cs="Arial"/>
-                <w:b/>
-                <w:noProof/>
-                <w:szCs w:val="24"/>
-              </w:rPr>
-              <w:t>APÊNDICE(s) (Elemento opcional)</w:t>
-            </w:r>
-            <w:r>
-              <w:rPr>
-                <w:rFonts w:cs="Arial"/>
-                <w:noProof/>
-                <w:webHidden/>
-                <w:szCs w:val="24"/>
-              </w:rPr>
-              <w:tab/>
-            </w:r>
-            <w:r>
-              <w:rPr>
-                <w:rFonts w:cs="Arial"/>
-                <w:noProof/>
-                <w:webHidden/>
-                <w:szCs w:val="24"/>
-              </w:rPr>
-              <w:fldChar w:fldCharType="begin"/>
-            </w:r>
-            <w:r>
-              <w:rPr>
-                <w:rFonts w:cs="Arial"/>
-                <w:noProof/>
-                <w:webHidden/>
-                <w:szCs w:val="24"/>
-              </w:rPr>
-              <w:instrText xml:space="preserve"> PAGEREF _Toc193385954 \h </w:instrText>
-            </w:r>
-            <w:r>
-              <w:rPr>
-                <w:rFonts w:cs="Arial"/>
-                <w:noProof/>
-                <w:webHidden/>
-                <w:szCs w:val="24"/>
-              </w:rPr>
-            </w:r>
-            <w:r>
-              <w:rPr>
-                <w:rFonts w:cs="Arial"/>
-                <w:noProof/>
-                <w:webHidden/>
-                <w:szCs w:val="24"/>
-              </w:rPr>
-              <w:fldChar w:fldCharType="separate"/>
-            </w:r>
-            <w:r>
-              <w:rPr>
-                <w:rFonts w:cs="Arial"/>
-                <w:noProof/>
-                <w:webHidden/>
-                <w:szCs w:val="24"/>
-              </w:rPr>
-              <w:t>29</w:t>
-            </w:r>
-            <w:r>
-              <w:rPr>
-                <w:rFonts w:cs="Arial"/>
-                <w:noProof/>
-                <w:webHidden/>
-                <w:szCs w:val="24"/>
-              </w:rPr>
-              <w:fldChar w:fldCharType="end"/>
-            </w:r>
-          </w:hyperlink>
-        </w:p>
-        <w:p>
-          <w:pPr>
-            <w:pStyle w:val="Sumrio1"/>
-            <w:tabs>
-              <w:tab w:val="right" w:leader="dot" w:pos="9061"/>
-            </w:tabs>
-            <w:rPr>
-              <w:rFonts w:eastAsiaTheme="minorEastAsia" w:cs="Arial"/>
-              <w:noProof/>
-              <w:kern w:val="2"/>
-              <w:szCs w:val="24"/>
-              <w:lang w:eastAsia="pt-BR"/>
-              <w14:ligatures w14:val="standardContextual"/>
-            </w:rPr>
-          </w:pPr>
-          <w:hyperlink w:anchor="_Toc193385955" w:history="1">
-            <w:r>
-              <w:rPr>
-                <w:rStyle w:val="Hyperlink"/>
-                <w:rFonts w:cs="Arial"/>
-                <w:b/>
-                <w:noProof/>
-                <w:szCs w:val="24"/>
-              </w:rPr>
-              <w:t>ANEXO(s) (Elemento opcional)</w:t>
-            </w:r>
-            <w:r>
-              <w:rPr>
-                <w:rFonts w:cs="Arial"/>
-                <w:noProof/>
-                <w:webHidden/>
-                <w:szCs w:val="24"/>
-              </w:rPr>
-              <w:tab/>
-            </w:r>
-            <w:r>
-              <w:rPr>
-                <w:rFonts w:cs="Arial"/>
-                <w:noProof/>
-                <w:webHidden/>
-                <w:szCs w:val="24"/>
-              </w:rPr>
-              <w:fldChar w:fldCharType="begin"/>
-            </w:r>
-            <w:r>
-              <w:rPr>
-                <w:rFonts w:cs="Arial"/>
-                <w:noProof/>
-                <w:webHidden/>
-                <w:szCs w:val="24"/>
-              </w:rPr>
-              <w:instrText xml:space="preserve"> PAGEREF _Toc193385955 \h </w:instrText>
-            </w:r>
-            <w:r>
-              <w:rPr>
-                <w:rFonts w:cs="Arial"/>
-                <w:noProof/>
-                <w:webHidden/>
-                <w:szCs w:val="24"/>
-              </w:rPr>
-            </w:r>
-            <w:r>
-              <w:rPr>
-                <w:rFonts w:cs="Arial"/>
-                <w:noProof/>
-                <w:webHidden/>
-                <w:szCs w:val="24"/>
-              </w:rPr>
-              <w:fldChar w:fldCharType="separate"/>
-            </w:r>
-            <w:r>
-              <w:rPr>
-                <w:rFonts w:cs="Arial"/>
-                <w:noProof/>
-                <w:webHidden/>
-                <w:szCs w:val="24"/>
-              </w:rPr>
-              <w:t>30</w:t>
-            </w:r>
-            <w:r>
-              <w:rPr>
-                <w:rFonts w:cs="Arial"/>
-                <w:noProof/>
-                <w:webHidden/>
-                <w:szCs w:val="24"/>
               </w:rPr>
               <w:fldChar w:fldCharType="end"/>
             </w:r>
@@ -7961,7 +7590,7 @@
           <w:szCs w:val="24"/>
         </w:rPr>
       </w:pPr>
-      <w:bookmarkStart w:id="0" w:name="_Toc193385930"/>
+      <w:bookmarkStart w:id="0" w:name="_Toc233404463"/>
       <w:r>
         <w:rPr>
           <w:rFonts w:cs="Arial"/>
@@ -8172,7 +7801,6 @@
           <w:szCs w:val="24"/>
         </w:rPr>
       </w:pPr>
-      <w:bookmarkStart w:id="1" w:name="_Toc193385931"/>
       <w:r>
         <w:rPr>
           <w:rFonts w:cs="Arial"/>
@@ -8199,6 +7827,7 @@
           <w:szCs w:val="24"/>
         </w:rPr>
       </w:pPr>
+      <w:bookmarkStart w:id="1" w:name="_Toc233404464"/>
       <w:r>
         <w:rPr>
           <w:rFonts w:cs="Arial"/>
@@ -8213,9 +7842,11 @@
       <w:pPr>
         <w:pStyle w:val="Ttulo2"/>
       </w:pPr>
+      <w:bookmarkStart w:id="2" w:name="_Toc233404465"/>
       <w:r>
         <w:t>Transformação digital no setor varejista</w:t>
       </w:r>
+      <w:bookmarkEnd w:id="2"/>
     </w:p>
     <w:p>
       <w:pPr>
@@ -8313,8 +7944,13 @@
         <w:pStyle w:val="Ttulo2"/>
       </w:pPr>
       <w:r>
-        <w:t xml:space="preserve"> Automação de processos no ambiente organizacional</w:t>
-      </w:r>
+        <w:t xml:space="preserve"> </w:t>
+      </w:r>
+      <w:bookmarkStart w:id="3" w:name="_Toc233404466"/>
+      <w:r>
+        <w:t>Automação de processos no ambiente organizacional</w:t>
+      </w:r>
+      <w:bookmarkEnd w:id="3"/>
     </w:p>
     <w:p>
       <w:pPr>
@@ -8427,8 +8063,13 @@
         <w:pStyle w:val="Ttulo2"/>
       </w:pPr>
       <w:r>
-        <w:t xml:space="preserve"> Gestão de tarefas e organização de equipes</w:t>
-      </w:r>
+        <w:t xml:space="preserve"> </w:t>
+      </w:r>
+      <w:bookmarkStart w:id="4" w:name="_Toc233404467"/>
+      <w:r>
+        <w:t>Gestão de tarefas e organização de equipes</w:t>
+      </w:r>
+      <w:bookmarkEnd w:id="4"/>
     </w:p>
     <w:p>
       <w:pPr>
@@ -8538,8 +8179,13 @@
         <w:pStyle w:val="Ttulo2"/>
       </w:pPr>
       <w:r>
-        <w:t xml:space="preserve"> Sistemas de gestão e aplicações tecnológicas</w:t>
-      </w:r>
+        <w:t xml:space="preserve"> </w:t>
+      </w:r>
+      <w:bookmarkStart w:id="5" w:name="_Toc233404468"/>
+      <w:r>
+        <w:t>Sistemas de gestão e aplicações tecnológicas</w:t>
+      </w:r>
+      <w:bookmarkEnd w:id="5"/>
     </w:p>
     <w:p>
       <w:pPr>
@@ -8823,7 +8469,7 @@
           <w:szCs w:val="24"/>
         </w:rPr>
       </w:pPr>
-      <w:bookmarkStart w:id="2" w:name="_Toc193385937"/>
+      <w:bookmarkStart w:id="6" w:name="_Toc233404469"/>
       <w:r>
         <w:rPr>
           <w:rFonts w:cs="Arial"/>
@@ -8832,7 +8478,7 @@
         </w:rPr>
         <w:t>DADOS DO PROJETO</w:t>
       </w:r>
-      <w:bookmarkEnd w:id="2"/>
+      <w:bookmarkEnd w:id="6"/>
     </w:p>
     <w:p>
       <w:pPr>
@@ -8965,8 +8611,8 @@
           <w:szCs w:val="32"/>
         </w:rPr>
       </w:pPr>
-      <w:bookmarkStart w:id="3" w:name="_Toc233396858"/>
-      <w:bookmarkStart w:id="4" w:name="_Toc233397268"/>
+      <w:bookmarkStart w:id="7" w:name="_Toc233396858"/>
+      <w:bookmarkStart w:id="8" w:name="_Toc233397268"/>
       <w:r>
         <w:rPr>
           <w:b/>
@@ -9031,8 +8677,8 @@
         </w:rPr>
         <w:t xml:space="preserve"> - Qualificação técnica da equipe</w:t>
       </w:r>
-      <w:bookmarkEnd w:id="3"/>
-      <w:bookmarkEnd w:id="4"/>
+      <w:bookmarkEnd w:id="7"/>
+      <w:bookmarkEnd w:id="8"/>
     </w:p>
     <w:tbl>
       <w:tblPr>
@@ -9719,11 +9365,11 @@
       <w:pPr>
         <w:pStyle w:val="Ttulo2"/>
       </w:pPr>
-      <w:bookmarkStart w:id="5" w:name="_Toc193385938"/>
+      <w:bookmarkStart w:id="9" w:name="_Toc233404470"/>
       <w:r>
         <w:t>Tipo de trabalho: Projeto Técnico</w:t>
       </w:r>
-      <w:bookmarkEnd w:id="5"/>
+      <w:bookmarkEnd w:id="9"/>
     </w:p>
     <w:p>
       <w:pPr>
@@ -9935,11 +9581,11 @@
       <w:pPr>
         <w:pStyle w:val="Ttulo2"/>
       </w:pPr>
-      <w:bookmarkStart w:id="6" w:name="_Toc193385939"/>
+      <w:bookmarkStart w:id="10" w:name="_Toc233404471"/>
       <w:r>
         <w:t>Equipe Técnica e Qualificações</w:t>
       </w:r>
-      <w:bookmarkEnd w:id="6"/>
+      <w:bookmarkEnd w:id="10"/>
     </w:p>
     <w:p>
       <w:pPr>
@@ -10054,11 +9700,11 @@
       <w:pPr>
         <w:pStyle w:val="Ttulo2"/>
       </w:pPr>
-      <w:bookmarkStart w:id="7" w:name="_Toc193385940"/>
+      <w:bookmarkStart w:id="11" w:name="_Toc233404472"/>
       <w:r>
         <w:t>Análise do Sistema</w:t>
       </w:r>
-      <w:bookmarkEnd w:id="7"/>
+      <w:bookmarkEnd w:id="11"/>
     </w:p>
     <w:p>
       <w:pPr>
@@ -10570,7 +10216,7 @@
           <w:szCs w:val="24"/>
         </w:rPr>
       </w:pPr>
-      <w:bookmarkStart w:id="8" w:name="_Toc193385941"/>
+      <w:bookmarkStart w:id="12" w:name="_Toc233404473"/>
       <w:r>
         <w:rPr>
           <w:rFonts w:cs="Arial"/>
@@ -10579,7 +10225,7 @@
         </w:rPr>
         <w:t>CRONOGRAMA DAS ATIVIDADES/METAS</w:t>
       </w:r>
-      <w:bookmarkEnd w:id="8"/>
+      <w:bookmarkEnd w:id="12"/>
     </w:p>
     <w:p>
       <w:pPr>
@@ -10591,7 +10237,7 @@
           <w:szCs w:val="22"/>
         </w:rPr>
       </w:pPr>
-      <w:bookmarkStart w:id="9" w:name="_Toc233397283"/>
+      <w:bookmarkStart w:id="13" w:name="_Toc233397283"/>
       <w:r>
         <w:rPr>
           <w:b/>
@@ -10656,7 +10302,7 @@
         </w:rPr>
         <w:t xml:space="preserve"> - Atividades do 2º semestre de 2025</w:t>
       </w:r>
-      <w:bookmarkEnd w:id="9"/>
+      <w:bookmarkEnd w:id="13"/>
     </w:p>
     <w:tbl>
       <w:tblPr>
@@ -11689,7 +11335,7 @@
           <w:szCs w:val="32"/>
         </w:rPr>
       </w:pPr>
-      <w:bookmarkStart w:id="10" w:name="_Toc233397284"/>
+      <w:bookmarkStart w:id="14" w:name="_Toc233397284"/>
       <w:r>
         <w:rPr>
           <w:b/>
@@ -11754,7 +11400,7 @@
         </w:rPr>
         <w:t xml:space="preserve"> - Atividades 1º semestre 2026</w:t>
       </w:r>
-      <w:bookmarkEnd w:id="10"/>
+      <w:bookmarkEnd w:id="14"/>
     </w:p>
     <w:tbl>
       <w:tblPr>
@@ -12860,7 +12506,7 @@
           <w:szCs w:val="24"/>
         </w:rPr>
       </w:pPr>
-      <w:bookmarkStart w:id="11" w:name="_Toc193385942"/>
+      <w:bookmarkStart w:id="15" w:name="_Toc233404474"/>
       <w:r>
         <w:rPr>
           <w:rFonts w:cs="Arial"/>
@@ -12869,7 +12515,7 @@
         </w:rPr>
         <w:t>OBJETIVOS</w:t>
       </w:r>
-      <w:bookmarkEnd w:id="11"/>
+      <w:bookmarkEnd w:id="15"/>
     </w:p>
     <w:p>
       <w:pPr>
@@ -12890,9 +12536,11 @@
       <w:pPr>
         <w:pStyle w:val="Ttulo2"/>
       </w:pPr>
+      <w:bookmarkStart w:id="16" w:name="_Toc233404475"/>
       <w:r>
         <w:t>Objetivo Geral:</w:t>
       </w:r>
+      <w:bookmarkEnd w:id="16"/>
     </w:p>
     <w:p>
       <w:r>
@@ -12903,9 +12551,11 @@
       <w:pPr>
         <w:pStyle w:val="Ttulo2"/>
       </w:pPr>
+      <w:bookmarkStart w:id="17" w:name="_Toc233404476"/>
       <w:r>
         <w:t>Objetivos Específicos:</w:t>
       </w:r>
+      <w:bookmarkEnd w:id="17"/>
     </w:p>
     <w:p>
       <w:pPr>
@@ -13070,7 +12720,6 @@
           <w:szCs w:val="24"/>
         </w:rPr>
       </w:pPr>
-      <w:bookmarkStart w:id="12" w:name="_Toc193385943"/>
       <w:r>
         <w:rPr>
           <w:rFonts w:cs="Arial"/>
@@ -13095,6 +12744,7 @@
           <w:szCs w:val="24"/>
         </w:rPr>
       </w:pPr>
+      <w:bookmarkStart w:id="18" w:name="_Toc233404477"/>
       <w:r>
         <w:rPr>
           <w:rFonts w:cs="Arial"/>
@@ -13103,7 +12753,7 @@
         </w:rPr>
         <w:t>MATERIAIS E MÉTODOS</w:t>
       </w:r>
-      <w:bookmarkEnd w:id="12"/>
+      <w:bookmarkEnd w:id="18"/>
     </w:p>
     <w:p>
       <w:pPr>
@@ -13431,7 +13081,7 @@
           <w:szCs w:val="24"/>
         </w:rPr>
       </w:pPr>
-      <w:bookmarkStart w:id="13" w:name="_Toc193385944"/>
+      <w:bookmarkStart w:id="19" w:name="_Toc233404478"/>
       <w:r>
         <w:rPr>
           <w:rFonts w:cs="Arial"/>
@@ -13440,7 +13090,7 @@
         </w:rPr>
         <w:t>ORÇAMENTO OU MEMORIAL DE CÁLCULO</w:t>
       </w:r>
-      <w:bookmarkEnd w:id="13"/>
+      <w:bookmarkEnd w:id="19"/>
     </w:p>
     <w:p>
       <w:pPr>
@@ -13491,8 +13141,8 @@
           <w:szCs w:val="32"/>
         </w:rPr>
       </w:pPr>
-      <w:bookmarkStart w:id="14" w:name="_Toc233396859"/>
-      <w:bookmarkStart w:id="15" w:name="_Toc233397269"/>
+      <w:bookmarkStart w:id="20" w:name="_Toc233396859"/>
+      <w:bookmarkStart w:id="21" w:name="_Toc233397269"/>
       <w:r>
         <w:rPr>
           <w:b/>
@@ -13557,8 +13207,8 @@
         </w:rPr>
         <w:t xml:space="preserve"> - Exemplo de tabela de recursos</w:t>
       </w:r>
-      <w:bookmarkEnd w:id="14"/>
-      <w:bookmarkEnd w:id="15"/>
+      <w:bookmarkEnd w:id="20"/>
+      <w:bookmarkEnd w:id="21"/>
     </w:p>
     <w:tbl>
       <w:tblPr>
@@ -14508,7 +14158,7 @@
           <w:szCs w:val="24"/>
         </w:rPr>
       </w:pPr>
-      <w:bookmarkStart w:id="16" w:name="_Toc193385945"/>
+      <w:bookmarkStart w:id="22" w:name="_Toc233404479"/>
       <w:r>
         <w:rPr>
           <w:rFonts w:cs="Arial"/>
@@ -14517,7 +14167,7 @@
         </w:rPr>
         <w:t>MONITORAMENTO OU AVALIAÇÃO</w:t>
       </w:r>
-      <w:bookmarkEnd w:id="16"/>
+      <w:bookmarkEnd w:id="22"/>
     </w:p>
     <w:p>
       <w:pPr>
@@ -14535,7 +14185,7 @@
           <w:szCs w:val="24"/>
         </w:rPr>
       </w:pPr>
-      <w:bookmarkStart w:id="17" w:name="_Toc193385946"/>
+      <w:bookmarkStart w:id="23" w:name="_Toc233404480"/>
       <w:r>
         <w:rPr>
           <w:rFonts w:cs="Arial"/>
@@ -14563,7 +14213,7 @@
         </w:rPr>
         <w:t>)</w:t>
       </w:r>
-      <w:bookmarkEnd w:id="17"/>
+      <w:bookmarkEnd w:id="23"/>
     </w:p>
     <w:p>
       <w:pPr>
@@ -14577,7 +14227,7 @@
           <w:szCs w:val="22"/>
         </w:rPr>
       </w:pPr>
-      <w:bookmarkStart w:id="18" w:name="_Toc233319632"/>
+      <w:bookmarkStart w:id="24" w:name="_Toc233319632"/>
       <w:r>
         <w:rPr>
           <w:b/>
@@ -14642,7 +14292,7 @@
         </w:rPr>
         <w:t xml:space="preserve"> - MER</w:t>
       </w:r>
-      <w:bookmarkEnd w:id="18"/>
+      <w:bookmarkEnd w:id="24"/>
     </w:p>
     <w:p>
       <w:pPr>
@@ -14723,7 +14373,7 @@
         <w:ind w:left="788" w:hanging="431"/>
         <w:outlineLvl w:val="1"/>
       </w:pPr>
-      <w:bookmarkStart w:id="19" w:name="_Toc193385947"/>
+      <w:bookmarkStart w:id="25" w:name="_Toc233404481"/>
       <w:r>
         <w:rPr>
           <w:rFonts w:cs="Arial"/>
@@ -14733,7 +14383,7 @@
         </w:rPr>
         <w:t>Dicionário de dados (DD)</w:t>
       </w:r>
-      <w:bookmarkEnd w:id="19"/>
+      <w:bookmarkEnd w:id="25"/>
     </w:p>
     <w:p>
       <w:pPr>
@@ -14746,7 +14396,7 @@
           <w:szCs w:val="22"/>
         </w:rPr>
       </w:pPr>
-      <w:bookmarkStart w:id="20" w:name="_Toc233397285"/>
+      <w:bookmarkStart w:id="26" w:name="_Toc233397285"/>
       <w:r>
         <w:rPr>
           <w:b/>
@@ -14815,7 +14465,7 @@
         </w:rPr>
         <w:t xml:space="preserve"> - Tabela CARGO_PERMISSOES</w:t>
       </w:r>
-      <w:bookmarkEnd w:id="20"/>
+      <w:bookmarkEnd w:id="26"/>
     </w:p>
     <w:tbl>
       <w:tblPr>
@@ -15442,7 +15092,7 @@
           <w:szCs w:val="22"/>
         </w:rPr>
       </w:pPr>
-      <w:bookmarkStart w:id="21" w:name="_Toc233397286"/>
+      <w:bookmarkStart w:id="27" w:name="_Toc233397286"/>
       <w:r>
         <w:rPr>
           <w:b/>
@@ -15511,7 +15161,7 @@
         </w:rPr>
         <w:t xml:space="preserve"> - Tabela PERMISSOES</w:t>
       </w:r>
-      <w:bookmarkEnd w:id="21"/>
+      <w:bookmarkEnd w:id="27"/>
     </w:p>
     <w:tbl>
       <w:tblPr>
@@ -15884,7 +15534,7 @@
           <w:szCs w:val="22"/>
         </w:rPr>
       </w:pPr>
-      <w:bookmarkStart w:id="22" w:name="_Toc233397287"/>
+      <w:bookmarkStart w:id="28" w:name="_Toc233397287"/>
       <w:r>
         <w:rPr>
           <w:b/>
@@ -15953,7 +15603,7 @@
         </w:rPr>
         <w:t xml:space="preserve"> - Tabela TAREFAS</w:t>
       </w:r>
-      <w:bookmarkEnd w:id="22"/>
+      <w:bookmarkEnd w:id="28"/>
     </w:p>
     <w:tbl>
       <w:tblPr>
@@ -16953,7 +16603,7 @@
           <w:szCs w:val="22"/>
         </w:rPr>
       </w:pPr>
-      <w:bookmarkStart w:id="23" w:name="_Toc233397288"/>
+      <w:bookmarkStart w:id="29" w:name="_Toc233397288"/>
       <w:r>
         <w:rPr>
           <w:b/>
@@ -17022,7 +16672,7 @@
         </w:rPr>
         <w:t xml:space="preserve"> - Tabela SETORES</w:t>
       </w:r>
-      <w:bookmarkEnd w:id="23"/>
+      <w:bookmarkEnd w:id="29"/>
     </w:p>
     <w:tbl>
       <w:tblPr>
@@ -17393,7 +17043,7 @@
           <w:szCs w:val="22"/>
         </w:rPr>
       </w:pPr>
-      <w:bookmarkStart w:id="24" w:name="_Toc233397289"/>
+      <w:bookmarkStart w:id="30" w:name="_Toc233397289"/>
       <w:r>
         <w:rPr>
           <w:b/>
@@ -17462,7 +17112,7 @@
         </w:rPr>
         <w:t xml:space="preserve"> - Tabela FUNCIONARIOS</w:t>
       </w:r>
-      <w:bookmarkEnd w:id="24"/>
+      <w:bookmarkEnd w:id="30"/>
     </w:p>
     <w:tbl>
       <w:tblPr>
@@ -18336,7 +17986,7 @@
           <w:szCs w:val="22"/>
         </w:rPr>
       </w:pPr>
-      <w:bookmarkStart w:id="25" w:name="_Toc233397290"/>
+      <w:bookmarkStart w:id="31" w:name="_Toc233397290"/>
       <w:r>
         <w:rPr>
           <w:b/>
@@ -18405,7 +18055,7 @@
         </w:rPr>
         <w:t xml:space="preserve"> - Tabela CARGOS</w:t>
       </w:r>
-      <w:bookmarkEnd w:id="25"/>
+      <w:bookmarkEnd w:id="31"/>
     </w:p>
     <w:tbl>
       <w:tblPr>
@@ -18783,7 +18433,7 @@
           <w:szCs w:val="22"/>
         </w:rPr>
       </w:pPr>
-      <w:bookmarkStart w:id="26" w:name="_Toc233397291"/>
+      <w:bookmarkStart w:id="32" w:name="_Toc233397291"/>
       <w:r>
         <w:rPr>
           <w:b/>
@@ -18852,7 +18502,7 @@
         </w:rPr>
         <w:t xml:space="preserve"> - Tabela ATRIBUICAO_TAREFAS</w:t>
       </w:r>
-      <w:bookmarkEnd w:id="26"/>
+      <w:bookmarkEnd w:id="32"/>
     </w:p>
     <w:tbl>
       <w:tblPr>
@@ -19491,7 +19141,7 @@
           <w:szCs w:val="22"/>
         </w:rPr>
       </w:pPr>
-      <w:bookmarkStart w:id="27" w:name="_Toc233397292"/>
+      <w:bookmarkStart w:id="33" w:name="_Toc233397292"/>
       <w:r>
         <w:rPr>
           <w:b/>
@@ -19560,7 +19210,7 @@
         </w:rPr>
         <w:t xml:space="preserve"> - Tabela TAREFA_FOTOS</w:t>
       </w:r>
-      <w:bookmarkEnd w:id="27"/>
+      <w:bookmarkEnd w:id="33"/>
     </w:p>
     <w:tbl>
       <w:tblPr>
@@ -20197,7 +19847,7 @@
           <w:szCs w:val="22"/>
         </w:rPr>
       </w:pPr>
-      <w:bookmarkStart w:id="28" w:name="_Toc233397293"/>
+      <w:bookmarkStart w:id="34" w:name="_Toc233397293"/>
       <w:r>
         <w:rPr>
           <w:b/>
@@ -20262,7 +19912,7 @@
         </w:rPr>
         <w:t xml:space="preserve"> - Tabela USUARIOS</w:t>
       </w:r>
-      <w:bookmarkEnd w:id="28"/>
+      <w:bookmarkEnd w:id="34"/>
     </w:p>
     <w:tbl>
       <w:tblPr>
@@ -21060,7 +20710,7 @@
           <w:szCs w:val="20"/>
         </w:rPr>
       </w:pPr>
-      <w:bookmarkStart w:id="29" w:name="_Toc193385948"/>
+      <w:bookmarkStart w:id="35" w:name="_Toc233404482"/>
       <w:r>
         <w:rPr>
           <w:rFonts w:cs="Arial"/>
@@ -21088,8 +20738,8 @@
         </w:rPr>
         <w:t>)</w:t>
       </w:r>
-      <w:bookmarkStart w:id="30" w:name="_Toc233319633"/>
-      <w:bookmarkEnd w:id="29"/>
+      <w:bookmarkStart w:id="36" w:name="_Toc233319633"/>
+      <w:bookmarkEnd w:id="35"/>
     </w:p>
     <w:p>
       <w:pPr>
@@ -21103,6 +20753,7 @@
           <w:szCs w:val="20"/>
         </w:rPr>
       </w:pPr>
+      <w:bookmarkStart w:id="37" w:name="_Toc233404483"/>
       <w:r>
         <w:rPr>
           <w:b/>
@@ -21167,7 +20818,8 @@
         </w:rPr>
         <w:t xml:space="preserve"> - Diagrama de Fluxo</w:t>
       </w:r>
-      <w:bookmarkEnd w:id="30"/>
+      <w:bookmarkEnd w:id="36"/>
+      <w:bookmarkEnd w:id="37"/>
     </w:p>
     <w:p>
       <w:pPr>
@@ -21252,7 +20904,7 @@
           <w:szCs w:val="24"/>
         </w:rPr>
       </w:pPr>
-      <w:bookmarkStart w:id="31" w:name="_Toc193385949"/>
+      <w:bookmarkStart w:id="38" w:name="_Toc233404484"/>
       <w:r>
         <w:rPr>
           <w:rFonts w:cs="Arial"/>
@@ -21262,7 +20914,7 @@
         </w:rPr>
         <w:t>Projeto desenvolvido</w:t>
       </w:r>
-      <w:bookmarkEnd w:id="31"/>
+      <w:bookmarkEnd w:id="38"/>
     </w:p>
     <w:p>
       <w:pPr>
@@ -21276,7 +20928,7 @@
           <w:szCs w:val="22"/>
         </w:rPr>
       </w:pPr>
-      <w:bookmarkStart w:id="32" w:name="_Toc233319634"/>
+      <w:bookmarkStart w:id="39" w:name="_Toc233319634"/>
       <w:r>
         <w:rPr>
           <w:b/>
@@ -21341,7 +20993,7 @@
         </w:rPr>
         <w:t xml:space="preserve"> - Landing Page</w:t>
       </w:r>
-      <w:bookmarkEnd w:id="32"/>
+      <w:bookmarkEnd w:id="39"/>
     </w:p>
     <w:p>
       <w:pPr>
@@ -21428,7 +21080,7 @@
           <w:szCs w:val="22"/>
         </w:rPr>
       </w:pPr>
-      <w:bookmarkStart w:id="33" w:name="_Toc233319635"/>
+      <w:bookmarkStart w:id="40" w:name="_Toc233319635"/>
       <w:r>
         <w:rPr>
           <w:b/>
@@ -21493,7 +21145,7 @@
         </w:rPr>
         <w:t xml:space="preserve"> - Tela de Login</w:t>
       </w:r>
-      <w:bookmarkEnd w:id="33"/>
+      <w:bookmarkEnd w:id="40"/>
     </w:p>
     <w:p>
       <w:pPr>
@@ -21572,7 +21224,7 @@
           <w:szCs w:val="22"/>
         </w:rPr>
       </w:pPr>
-      <w:bookmarkStart w:id="34" w:name="_Toc233319636"/>
+      <w:bookmarkStart w:id="41" w:name="_Toc233319636"/>
       <w:r>
         <w:rPr>
           <w:b/>
@@ -21637,7 +21289,7 @@
         </w:rPr>
         <w:t xml:space="preserve"> - Home gerente</w:t>
       </w:r>
-      <w:bookmarkEnd w:id="34"/>
+      <w:bookmarkEnd w:id="41"/>
     </w:p>
     <w:p>
       <w:pPr>
@@ -21724,7 +21376,7 @@
           <w:szCs w:val="22"/>
         </w:rPr>
       </w:pPr>
-      <w:bookmarkStart w:id="35" w:name="_Toc233319637"/>
+      <w:bookmarkStart w:id="42" w:name="_Toc233319637"/>
       <w:r>
         <w:rPr>
           <w:b/>
@@ -21789,7 +21441,7 @@
         </w:rPr>
         <w:t xml:space="preserve"> - Tela cadastro de funcionários</w:t>
       </w:r>
-      <w:bookmarkEnd w:id="35"/>
+      <w:bookmarkEnd w:id="42"/>
     </w:p>
     <w:p>
       <w:pPr>
@@ -21882,7 +21534,7 @@
           <w:szCs w:val="22"/>
         </w:rPr>
       </w:pPr>
-      <w:bookmarkStart w:id="36" w:name="_Toc233319638"/>
+      <w:bookmarkStart w:id="43" w:name="_Toc233319638"/>
       <w:r>
         <w:rPr>
           <w:b/>
@@ -21947,7 +21599,7 @@
         </w:rPr>
         <w:t xml:space="preserve"> - Meu perfil</w:t>
       </w:r>
-      <w:bookmarkEnd w:id="36"/>
+      <w:bookmarkEnd w:id="43"/>
     </w:p>
     <w:p>
       <w:pPr>
@@ -22034,7 +21686,7 @@
           <w:szCs w:val="22"/>
         </w:rPr>
       </w:pPr>
-      <w:bookmarkStart w:id="37" w:name="_Toc233319639"/>
+      <w:bookmarkStart w:id="44" w:name="_Toc233319639"/>
       <w:r>
         <w:rPr>
           <w:b/>
@@ -22099,7 +21751,7 @@
         </w:rPr>
         <w:t xml:space="preserve"> - Tela relatórios</w:t>
       </w:r>
-      <w:bookmarkEnd w:id="37"/>
+      <w:bookmarkEnd w:id="44"/>
     </w:p>
     <w:p>
       <w:pPr>
@@ -22192,7 +21844,7 @@
           <w:szCs w:val="22"/>
         </w:rPr>
       </w:pPr>
-      <w:bookmarkStart w:id="38" w:name="_Toc233319640"/>
+      <w:bookmarkStart w:id="45" w:name="_Toc233319640"/>
       <w:r>
         <w:rPr>
           <w:b/>
@@ -22257,7 +21909,7 @@
         </w:rPr>
         <w:t xml:space="preserve"> - Aceitar tarefas</w:t>
       </w:r>
-      <w:bookmarkEnd w:id="38"/>
+      <w:bookmarkEnd w:id="45"/>
     </w:p>
     <w:p>
       <w:pPr>
@@ -22370,7 +22022,7 @@
           <w:bCs/>
         </w:rPr>
       </w:pPr>
-      <w:bookmarkStart w:id="39" w:name="_Toc233319641"/>
+      <w:bookmarkStart w:id="46" w:name="_Toc233319641"/>
       <w:r>
         <w:rPr>
           <w:b/>
@@ -22435,7 +22087,7 @@
         </w:rPr>
         <w:t xml:space="preserve"> - Minhas tarefas</w:t>
       </w:r>
-      <w:bookmarkEnd w:id="39"/>
+      <w:bookmarkEnd w:id="46"/>
     </w:p>
     <w:p>
       <w:pPr>
@@ -22565,7 +22217,7 @@
           <w:szCs w:val="24"/>
         </w:rPr>
       </w:pPr>
-      <w:bookmarkStart w:id="40" w:name="_Toc193385950"/>
+      <w:bookmarkStart w:id="47" w:name="_Toc233404485"/>
       <w:r>
         <w:rPr>
           <w:rFonts w:cs="Arial"/>
@@ -22575,7 +22227,7 @@
         </w:rPr>
         <w:t>Política de Privacidade</w:t>
       </w:r>
-      <w:bookmarkEnd w:id="40"/>
+      <w:bookmarkEnd w:id="47"/>
     </w:p>
     <w:p>
       <w:pPr>
@@ -23297,7 +22949,7 @@
           <w:szCs w:val="24"/>
         </w:rPr>
       </w:pPr>
-      <w:bookmarkStart w:id="41" w:name="_Toc193385951"/>
+      <w:bookmarkStart w:id="48" w:name="_Toc233404486"/>
       <w:r>
         <w:rPr>
           <w:rFonts w:cs="Arial"/>
@@ -23307,7 +22959,6 @@
         </w:rPr>
         <w:t>Termos de Us</w:t>
       </w:r>
-      <w:bookmarkEnd w:id="41"/>
       <w:r>
         <w:rPr>
           <w:rFonts w:cs="Arial"/>
@@ -23317,6 +22968,7 @@
         </w:rPr>
         <w:t>o</w:t>
       </w:r>
+      <w:bookmarkEnd w:id="48"/>
     </w:p>
     <w:p>
       <w:pPr>
@@ -23568,7 +23220,7 @@
           <w:szCs w:val="24"/>
         </w:rPr>
       </w:pPr>
-      <w:bookmarkStart w:id="42" w:name="_Toc193385952"/>
+      <w:bookmarkStart w:id="49" w:name="_Toc233404487"/>
       <w:r>
         <w:rPr>
           <w:rFonts w:cs="Arial"/>
@@ -23577,7 +23229,7 @@
         </w:rPr>
         <w:t>CONSIDERAÇÕES FINAIS</w:t>
       </w:r>
-      <w:bookmarkEnd w:id="42"/>
+      <w:bookmarkEnd w:id="49"/>
     </w:p>
     <w:p>
       <w:pPr>
@@ -23711,7 +23363,7 @@
           <w:szCs w:val="24"/>
         </w:rPr>
       </w:pPr>
-      <w:bookmarkStart w:id="43" w:name="_Toc193385953"/>
+      <w:bookmarkStart w:id="50" w:name="_Toc233404488"/>
       <w:r>
         <w:rPr>
           <w:rFonts w:cs="Arial"/>
@@ -23720,7 +23372,7 @@
         </w:rPr>
         <w:t>REFERÊNCIAS</w:t>
       </w:r>
-      <w:bookmarkEnd w:id="43"/>
+      <w:bookmarkEnd w:id="50"/>
     </w:p>
     <w:p>
       <w:pPr>
